--- a/docs/EDA-Microsegmentation.docx
+++ b/docs/EDA-Microsegmentation.docx
@@ -2,7 +2,7 @@
 <file path=word/document.xml><?xml version="1.0" encoding="utf-8"?>
 <w:document xmlns:w="http://schemas.openxmlformats.org/wordprocessingml/2006/main" xmlns:m="http://schemas.openxmlformats.org/officeDocument/2006/math" xmlns:r="http://schemas.openxmlformats.org/officeDocument/2006/relationships" xmlns:o="urn:schemas-microsoft-com:office:office" xmlns:v="urn:schemas-microsoft-com:vml" xmlns:w10="urn:schemas-microsoft-com:office:word" xmlns:a="http://schemas.openxmlformats.org/drawingml/2006/main" xmlns:pic="http://schemas.openxmlformats.org/drawingml/2006/picture" xmlns:wp="http://schemas.openxmlformats.org/drawingml/2006/wordprocessingDrawing">
   <w:body>
-    <w:bookmarkStart w:id="84" w:name="eda-microsegmentation"/>
+    <w:bookmarkStart w:id="85" w:name="eda-microsegmentation"/>
     <w:p>
       <w:pPr>
         <w:pStyle w:val="Heading1"/>
@@ -36,6 +36,38 @@
       </w:r>
       <w:r>
         <w:t xml:space="preserve">) — UI https://127.0.0.1:9443</w:t>
+      </w:r>
+      <w:r>
+        <w:br/>
+      </w:r>
+      <w:r>
+        <w:rPr>
+          <w:bCs/>
+          <w:b/>
+        </w:rPr>
+        <w:t xml:space="preserve">EDA release:</w:t>
+      </w:r>
+      <w:r>
+        <w:t xml:space="preserve"> </w:t>
+      </w:r>
+      <w:r>
+        <w:t xml:space="preserve">26.4.2</w:t>
+      </w:r>
+      <w:r>
+        <w:br/>
+      </w:r>
+      <w:r>
+        <w:rPr>
+          <w:bCs/>
+          <w:b/>
+        </w:rPr>
+        <w:t xml:space="preserve">Microsegmentation app:</w:t>
+      </w:r>
+      <w:r>
+        <w:t xml:space="preserve"> </w:t>
+      </w:r>
+      <w:r>
+        <w:t xml:space="preserve">6.0.2</w:t>
       </w:r>
       <w:r>
         <w:br/>
@@ -270,7 +302,7 @@
         <w:t xml:space="preserve"> </w:t>
       </w:r>
       <w:r>
-        <w:t xml:space="preserve">(7220 IXR-D2/D3 leaf platforms).</w:t>
+        <w:t xml:space="preserve">(7220 IXR-D2L/D3L leaf platforms).</w:t>
       </w:r>
     </w:p>
     <w:p>
@@ -543,7 +575,7 @@
           <w:bCs/>
           <w:b/>
         </w:rPr>
-        <w:t xml:space="preserve">7220 IXR-D2/D3</w:t>
+        <w:t xml:space="preserve">7220 IXR-D2L/D3L</w:t>
       </w:r>
       <w:r>
         <w:t xml:space="preserve"> </w:t>
@@ -2172,23 +2204,11 @@
               <w:jc w:val="left"/>
             </w:pPr>
             <w:r>
-              <w:t xml:space="preserve">Historical</w:t>
-            </w:r>
-            <w:r>
-              <w:t xml:space="preserve"> </w:t>
-            </w:r>
-            <w:r>
-              <w:rPr>
-                <w:bCs/>
-                <w:b/>
-              </w:rPr>
-              <w:t xml:space="preserve">GO</w:t>
-            </w:r>
-            <w:r>
-              <w:t xml:space="preserve"> </w:t>
-            </w:r>
-            <w:r>
-              <w:t xml:space="preserve">(2026-07).</w:t>
+              <w:rPr>
+                <w:bCs/>
+                <w:b/>
+              </w:rPr>
+              <w:t xml:space="preserve">Validated</w:t>
             </w:r>
           </w:p>
         </w:tc>
@@ -2569,6 +2589,40 @@
           </w:p>
         </w:tc>
       </w:tr>
+      <w:tr>
+        <w:tc>
+          <w:tcPr/>
+          <w:p>
+            <w:pPr>
+              <w:pStyle w:val="Compact"/>
+              <w:jc w:val="left"/>
+            </w:pPr>
+            <w:r>
+              <w:rPr>
+                <w:bCs/>
+                <w:b/>
+              </w:rPr>
+              <w:t xml:space="preserve">Status</w:t>
+            </w:r>
+          </w:p>
+        </w:tc>
+        <w:tc>
+          <w:tcPr/>
+          <w:p>
+            <w:pPr>
+              <w:pStyle w:val="Compact"/>
+              <w:jc w:val="left"/>
+            </w:pPr>
+            <w:r>
+              <w:rPr>
+                <w:bCs/>
+                <w:b/>
+              </w:rPr>
+              <w:t xml:space="preserve">Validated</w:t>
+            </w:r>
+          </w:p>
+        </w:tc>
+      </w:tr>
     </w:tbl>
     <w:p>
       <w:pPr>
@@ -2972,13 +3026,13 @@
                 <w:bCs/>
                 <w:b/>
               </w:rPr>
-              <w:t xml:space="preserve">PARKED</w:t>
-            </w:r>
-            <w:r>
-              <w:t xml:space="preserve"> </w:t>
-            </w:r>
-            <w:r>
-              <w:t xml:space="preserve">— with policy applied, cross-subnet traffic fails even for explicit Allow rules; likely platform limitation on GBP over routed-interface paths.</w:t>
+              <w:t xml:space="preserve">Failed</w:t>
+            </w:r>
+            <w:r>
+              <w:t xml:space="preserve"> </w:t>
+            </w:r>
+            <w:r>
+              <w:t xml:space="preserve">(under investigation) — with policy applied, cross-subnet traffic fails even for explicit Allow rules; likely platform limitation on GBP over routed-interface paths.</w:t>
             </w:r>
           </w:p>
         </w:tc>
@@ -3415,7 +3469,7 @@
                 <w:bCs/>
                 <w:b/>
               </w:rPr>
-              <w:t xml:space="preserve">GO</w:t>
+              <w:t xml:space="preserve">Validated</w:t>
             </w:r>
             <w:r>
               <w:t xml:space="preserve"> </w:t>
@@ -3940,13 +3994,44 @@
                 <w:bCs/>
                 <w:b/>
               </w:rPr>
-              <w:t xml:space="preserve">GO</w:t>
-            </w:r>
-            <w:r>
-              <w:t xml:space="preserve"> </w:t>
-            </w:r>
-            <w:r>
-              <w:t xml:space="preserve">(2026-08-20).</w:t>
+              <w:t xml:space="preserve">Validated</w:t>
+            </w:r>
+            <w:r>
+              <w:t xml:space="preserve"> </w:t>
+            </w:r>
+            <w:r>
+              <w:t xml:space="preserve">(2026-08-20). Not tested to an actual remote host —</w:t>
+            </w:r>
+            <w:r>
+              <w:t xml:space="preserve"> </w:t>
+            </w:r>
+            <w:r>
+              <w:rPr>
+                <w:rStyle w:val="VerbatimChar"/>
+              </w:rPr>
+              <w:t xml:space="preserve">static-remote-green</w:t>
+            </w:r>
+            <w:r>
+              <w:t xml:space="preserve"> </w:t>
+            </w:r>
+            <w:r>
+              <w:t xml:space="preserve">uses a</w:t>
+            </w:r>
+            <w:r>
+              <w:t xml:space="preserve"> </w:t>
+            </w:r>
+            <w:r>
+              <w:rPr>
+                <w:bCs/>
+                <w:b/>
+              </w:rPr>
+              <w:t xml:space="preserve">blackhole</w:t>
+            </w:r>
+            <w:r>
+              <w:t xml:space="preserve"> </w:t>
+            </w:r>
+            <w:r>
+              <w:t xml:space="preserve">route to validate prefix tagging behaviour only.</w:t>
             </w:r>
           </w:p>
         </w:tc>
@@ -4285,6 +4370,40 @@
           </w:p>
         </w:tc>
       </w:tr>
+      <w:tr>
+        <w:tc>
+          <w:tcPr/>
+          <w:p>
+            <w:pPr>
+              <w:pStyle w:val="Compact"/>
+              <w:jc w:val="left"/>
+            </w:pPr>
+            <w:r>
+              <w:rPr>
+                <w:bCs/>
+                <w:b/>
+              </w:rPr>
+              <w:t xml:space="preserve">Status</w:t>
+            </w:r>
+          </w:p>
+        </w:tc>
+        <w:tc>
+          <w:tcPr/>
+          <w:p>
+            <w:pPr>
+              <w:pStyle w:val="Compact"/>
+              <w:jc w:val="left"/>
+            </w:pPr>
+            <w:r>
+              <w:rPr>
+                <w:bCs/>
+                <w:b/>
+              </w:rPr>
+              <w:t xml:space="preserve">Not currently validated</w:t>
+            </w:r>
+          </w:p>
+        </w:tc>
+      </w:tr>
     </w:tbl>
     <w:p>
       <w:pPr>
@@ -4607,6 +4726,40 @@
             </w:pPr>
             <w:r>
               <w:t xml:space="preserve">leaf-5/6/7.</w:t>
+            </w:r>
+          </w:p>
+        </w:tc>
+      </w:tr>
+      <w:tr>
+        <w:tc>
+          <w:tcPr/>
+          <w:p>
+            <w:pPr>
+              <w:pStyle w:val="Compact"/>
+              <w:jc w:val="left"/>
+            </w:pPr>
+            <w:r>
+              <w:rPr>
+                <w:bCs/>
+                <w:b/>
+              </w:rPr>
+              <w:t xml:space="preserve">Status</w:t>
+            </w:r>
+          </w:p>
+        </w:tc>
+        <w:tc>
+          <w:tcPr/>
+          <w:p>
+            <w:pPr>
+              <w:pStyle w:val="Compact"/>
+              <w:jc w:val="left"/>
+            </w:pPr>
+            <w:r>
+              <w:rPr>
+                <w:bCs/>
+                <w:b/>
+              </w:rPr>
+              <w:t xml:space="preserve">Not currently validated</w:t>
             </w:r>
           </w:p>
         </w:tc>
@@ -5553,13 +5706,25 @@
           <w:bCs/>
           <w:b/>
         </w:rPr>
-        <w:t xml:space="preserve">Host route populate</w:t>
-      </w:r>
-      <w:r>
-        <w:t xml:space="preserve"> </w:t>
-      </w:r>
-      <w:r>
-        <w:t xml:space="preserve">(required for multi-leaf same-subnet):</w:t>
+        <w:t xml:space="preserve">EVPN route advertisement</w:t>
+      </w:r>
+      <w:r>
+        <w:t xml:space="preserve"> </w:t>
+      </w:r>
+      <w:r>
+        <w:t xml:space="preserve">(required for multi-leaf same-subnet IRB services — replaces legacy</w:t>
+      </w:r>
+      <w:r>
+        <w:t xml:space="preserve"> </w:t>
+      </w:r>
+      <w:r>
+        <w:rPr>
+          <w:rStyle w:val="VerbatimChar"/>
+        </w:rPr>
+        <w:t xml:space="preserve">hostRoutePopulate</w:t>
+      </w:r>
+      <w:r>
+        <w:t xml:space="preserve">):</w:t>
       </w:r>
     </w:p>
     <w:p>
@@ -5570,7 +5735,7 @@
         <w:rPr>
           <w:rStyle w:val="FunctionTok"/>
         </w:rPr>
-        <w:t xml:space="preserve">hostRoutePopulate</w:t>
+        <w:t xml:space="preserve">evpnRouteAdvertisementType</w:t>
       </w:r>
       <w:r>
         <w:rPr>
@@ -5591,7 +5756,7 @@
         <w:rPr>
           <w:rStyle w:val="FunctionTok"/>
         </w:rPr>
-        <w:t xml:space="preserve">dynamic</w:t>
+        <w:t xml:space="preserve">arpDynamic</w:t>
       </w:r>
       <w:r>
         <w:rPr>
@@ -5607,9 +5772,30 @@
       </w:r>
       <w:r>
         <w:rPr>
+          <w:rStyle w:val="CharTok"/>
+        </w:rPr>
+        <w:t xml:space="preserve">true</w:t>
+      </w:r>
+      <w:r>
+        <w:br/>
+      </w:r>
+      <w:r>
+        <w:rPr>
+          <w:rStyle w:val="AttributeTok"/>
+        </w:rPr>
+        <w:t xml:space="preserve">  </w:t>
+      </w:r>
+      <w:r>
+        <w:rPr>
+          <w:rStyle w:val="FunctionTok"/>
+        </w:rPr>
+        <w:t xml:space="preserve">arpStatic</w:t>
+      </w:r>
+      <w:r>
+        <w:rPr>
           <w:rStyle w:val="KeywordTok"/>
         </w:rPr>
-        <w:t xml:space="preserve">{</w:t>
+        <w:t xml:space="preserve">:</w:t>
       </w:r>
       <w:r>
         <w:rPr>
@@ -5619,9 +5805,24 @@
       </w:r>
       <w:r>
         <w:rPr>
+          <w:rStyle w:val="CharTok"/>
+        </w:rPr>
+        <w:t xml:space="preserve">true</w:t>
+      </w:r>
+      <w:r>
+        <w:br/>
+      </w:r>
+      <w:r>
+        <w:rPr>
+          <w:rStyle w:val="AttributeTok"/>
+        </w:rPr>
+        <w:t xml:space="preserve">  </w:t>
+      </w:r>
+      <w:r>
+        <w:rPr>
           <w:rStyle w:val="FunctionTok"/>
         </w:rPr>
-        <w:t xml:space="preserve">populate</w:t>
+        <w:t xml:space="preserve">ndDynamic</w:t>
       </w:r>
       <w:r>
         <w:rPr>
@@ -5642,16 +5843,37 @@
         <w:t xml:space="preserve">true</w:t>
       </w:r>
       <w:r>
+        <w:br/>
+      </w:r>
+      <w:r>
         <w:rPr>
           <w:rStyle w:val="AttributeTok"/>
         </w:rPr>
-        <w:t xml:space="preserve"> </w:t>
+        <w:t xml:space="preserve">  </w:t>
+      </w:r>
+      <w:r>
+        <w:rPr>
+          <w:rStyle w:val="FunctionTok"/>
+        </w:rPr>
+        <w:t xml:space="preserve">ndStatic</w:t>
       </w:r>
       <w:r>
         <w:rPr>
           <w:rStyle w:val="KeywordTok"/>
         </w:rPr>
-        <w:t xml:space="preserve">}</w:t>
+        <w:t xml:space="preserve">:</w:t>
+      </w:r>
+      <w:r>
+        <w:rPr>
+          <w:rStyle w:val="AttributeTok"/>
+        </w:rPr>
+        <w:t xml:space="preserve"> </w:t>
+      </w:r>
+      <w:r>
+        <w:rPr>
+          <w:rStyle w:val="CharTok"/>
+        </w:rPr>
+        <w:t xml:space="preserve">true</w:t>
       </w:r>
       <w:r>
         <w:br/>
@@ -5666,7 +5888,7 @@
         <w:rPr>
           <w:rStyle w:val="FunctionTok"/>
         </w:rPr>
-        <w:t xml:space="preserve">evpn</w:t>
+        <w:t xml:space="preserve">rfc9135SymmetricMode</w:t>
       </w:r>
       <w:r>
         <w:rPr>
@@ -5682,162 +5904,64 @@
       </w:r>
       <w:r>
         <w:rPr>
-          <w:rStyle w:val="KeywordTok"/>
-        </w:rPr>
-        <w:t xml:space="preserve">{</w:t>
-      </w:r>
-      <w:r>
-        <w:rPr>
-          <w:rStyle w:val="AttributeTok"/>
-        </w:rPr>
-        <w:t xml:space="preserve"> </w:t>
-      </w:r>
-      <w:r>
-        <w:rPr>
-          <w:rStyle w:val="FunctionTok"/>
-        </w:rPr>
-        <w:t xml:space="preserve">populate</w:t>
-      </w:r>
-      <w:r>
-        <w:rPr>
-          <w:rStyle w:val="KeywordTok"/>
-        </w:rPr>
-        <w:t xml:space="preserve">:</w:t>
-      </w:r>
-      <w:r>
-        <w:rPr>
-          <w:rStyle w:val="AttributeTok"/>
-        </w:rPr>
-        <w:t xml:space="preserve"> </w:t>
-      </w:r>
-      <w:r>
-        <w:rPr>
           <w:rStyle w:val="CharTok"/>
         </w:rPr>
         <w:t xml:space="preserve">true</w:t>
       </w:r>
-      <w:r>
-        <w:rPr>
-          <w:rStyle w:val="KeywordTok"/>
-        </w:rPr>
-        <w:t xml:space="preserve">,</w:t>
-      </w:r>
-      <w:r>
-        <w:rPr>
-          <w:rStyle w:val="AttributeTok"/>
-        </w:rPr>
-        <w:t xml:space="preserve"> </w:t>
-      </w:r>
-      <w:r>
-        <w:rPr>
-          <w:rStyle w:val="FunctionTok"/>
-        </w:rPr>
-        <w:t xml:space="preserve">datapathProgramming</w:t>
-      </w:r>
-      <w:r>
-        <w:rPr>
-          <w:rStyle w:val="KeywordTok"/>
-        </w:rPr>
-        <w:t xml:space="preserve">:</w:t>
-      </w:r>
-      <w:r>
-        <w:rPr>
-          <w:rStyle w:val="AttributeTok"/>
-        </w:rPr>
-        <w:t xml:space="preserve"> </w:t>
-      </w:r>
-      <w:r>
-        <w:rPr>
-          <w:rStyle w:val="CharTok"/>
-        </w:rPr>
-        <w:t xml:space="preserve">true</w:t>
-      </w:r>
-      <w:r>
-        <w:rPr>
-          <w:rStyle w:val="AttributeTok"/>
-        </w:rPr>
-        <w:t xml:space="preserve"> </w:t>
-      </w:r>
-      <w:r>
-        <w:rPr>
-          <w:rStyle w:val="KeywordTok"/>
-        </w:rPr>
-        <w:t xml:space="preserve">}</w:t>
-      </w:r>
-      <w:r>
-        <w:br/>
-      </w:r>
-      <w:r>
-        <w:rPr>
-          <w:rStyle w:val="AttributeTok"/>
-        </w:rPr>
-        <w:t xml:space="preserve">  </w:t>
-      </w:r>
-      <w:r>
-        <w:rPr>
-          <w:rStyle w:val="FunctionTok"/>
-        </w:rPr>
-        <w:t xml:space="preserve">static</w:t>
-      </w:r>
-      <w:r>
-        <w:rPr>
-          <w:rStyle w:val="KeywordTok"/>
-        </w:rPr>
-        <w:t xml:space="preserve">:</w:t>
-      </w:r>
-      <w:r>
-        <w:rPr>
-          <w:rStyle w:val="AttributeTok"/>
-        </w:rPr>
-        <w:t xml:space="preserve"> </w:t>
-      </w:r>
-      <w:r>
-        <w:rPr>
-          <w:rStyle w:val="KeywordTok"/>
-        </w:rPr>
-        <w:t xml:space="preserve">{</w:t>
-      </w:r>
-      <w:r>
-        <w:rPr>
-          <w:rStyle w:val="AttributeTok"/>
-        </w:rPr>
-        <w:t xml:space="preserve"> </w:t>
-      </w:r>
-      <w:r>
-        <w:rPr>
-          <w:rStyle w:val="FunctionTok"/>
-        </w:rPr>
-        <w:t xml:space="preserve">populate</w:t>
-      </w:r>
-      <w:r>
-        <w:rPr>
-          <w:rStyle w:val="KeywordTok"/>
-        </w:rPr>
-        <w:t xml:space="preserve">:</w:t>
-      </w:r>
-      <w:r>
-        <w:rPr>
-          <w:rStyle w:val="AttributeTok"/>
-        </w:rPr>
-        <w:t xml:space="preserve"> </w:t>
-      </w:r>
-      <w:r>
-        <w:rPr>
-          <w:rStyle w:val="CharTok"/>
-        </w:rPr>
-        <w:t xml:space="preserve">true</w:t>
-      </w:r>
-      <w:r>
-        <w:rPr>
-          <w:rStyle w:val="AttributeTok"/>
-        </w:rPr>
-        <w:t xml:space="preserve"> </w:t>
-      </w:r>
-      <w:r>
-        <w:rPr>
-          <w:rStyle w:val="KeywordTok"/>
-        </w:rPr>
-        <w:t xml:space="preserve">}</w:t>
+    </w:p>
+    <w:p>
+      <w:pPr>
+        <w:pStyle w:val="FirstParagraph"/>
+      </w:pPr>
+      <w:r>
+        <w:t xml:space="preserve">See</w:t>
+      </w:r>
+      <w:r>
+        <w:t xml:space="preserve"> </w:t>
+      </w:r>
+      <w:r>
+        <w:rPr>
+          <w:rStyle w:val="VerbatimChar"/>
+        </w:rPr>
+        <w:t xml:space="preserve">docs/L3-IRB-RFC9135.md</w:t>
+      </w:r>
+      <w:r>
+        <w:t xml:space="preserve"> </w:t>
+      </w:r>
+      <w:r>
+        <w:t xml:space="preserve">for background. Variant</w:t>
+      </w:r>
+      <w:r>
+        <w:t xml:space="preserve"> </w:t>
+      </w:r>
+      <w:r>
+        <w:rPr>
+          <w:bCs/>
+          <w:b/>
+        </w:rPr>
+        <w:t xml:space="preserve">C</w:t>
+      </w:r>
+      <w:r>
+        <w:t xml:space="preserve"> </w:t>
+      </w:r>
+      <w:r>
+        <w:t xml:space="preserve">(routed-interface only) and</w:t>
+      </w:r>
+      <w:r>
+        <w:t xml:space="preserve"> </w:t>
+      </w:r>
+      <w:r>
+        <w:rPr>
+          <w:bCs/>
+          <w:b/>
+        </w:rPr>
+        <w:t xml:space="preserve">G</w:t>
+      </w:r>
+      <w:r>
+        <w:t xml:space="preserve"> </w:t>
+      </w:r>
+      <w:r>
+        <w:t xml:space="preserve">(L2-only) do not use this IRB block.</w:t>
       </w:r>
     </w:p>
     <w:bookmarkEnd w:id="50"/>
@@ -9325,7 +9449,7 @@
         <w:pStyle w:val="FirstParagraph"/>
       </w:pPr>
       <w:r>
-        <w:t xml:space="preserve">Other variants use the same GBP matrix; classification and enforcement points differ — see</w:t>
+        <w:t xml:space="preserve">The steps below apply to</w:t>
       </w:r>
       <w:r>
         <w:t xml:space="preserve"> </w:t>
@@ -9335,10 +9459,232 @@
           <w:bCs/>
           <w:b/>
         </w:rPr>
+        <w:t xml:space="preserve">Variant A only</w:t>
+      </w:r>
+      <w:r>
+        <w:t xml:space="preserve"> </w:t>
+      </w:r>
+      <w:r>
+        <w:t xml:space="preserve">(shared-subnet IRB + VLAN). Other variants use the same GBP</w:t>
+      </w:r>
+      <w:r>
+        <w:t xml:space="preserve"> </w:t>
+      </w:r>
+      <w:r>
+        <w:rPr>
+          <w:bCs/>
+          <w:b/>
+        </w:rPr>
+        <w:t xml:space="preserve">policy matrix</w:t>
+      </w:r>
+      <w:r>
+        <w:t xml:space="preserve"> </w:t>
+      </w:r>
+      <w:r>
+        <w:t xml:space="preserve">but different classification and enforcement paths — see</w:t>
+      </w:r>
+      <w:r>
+        <w:t xml:space="preserve"> </w:t>
+      </w:r>
+      <w:r>
+        <w:rPr>
+          <w:bCs/>
+          <w:b/>
+        </w:rPr>
         <w:t xml:space="preserve">§2</w:t>
       </w:r>
       <w:r>
+        <w:t xml:space="preserve"> </w:t>
+      </w:r>
+      <w:r>
+        <w:t xml:space="preserve">and</w:t>
+      </w:r>
+      <w:r>
+        <w:t xml:space="preserve"> </w:t>
+      </w:r>
+      <w:r>
+        <w:rPr>
+          <w:bCs/>
+          <w:b/>
+        </w:rPr>
+        <w:t xml:space="preserve">§6</w:t>
+      </w:r>
+      <w:r>
         <w:t xml:space="preserve">.</w:t>
+      </w:r>
+    </w:p>
+    <w:tbl>
+      <w:tblPr>
+        <w:tblStyle w:val="Table"/>
+        <w:tblW w:type="pct" w:w="5000"/>
+        <w:tblLook w:firstRow="1" w:lastRow="0" w:firstColumn="0" w:lastColumn="0" w:noHBand="0" w:noVBand="0" w:val="0020"/>
+      </w:tblPr>
+      <w:tblGrid>
+        <w:gridCol w:w="2160"/>
+        <w:gridCol w:w="5760"/>
+      </w:tblGrid>
+      <w:tr>
+        <w:trPr>
+          <w:tblHeader w:val="true"/>
+        </w:trPr>
+        <w:tc>
+          <w:tcPr/>
+          <w:p>
+            <w:pPr>
+              <w:pStyle w:val="Compact"/>
+              <w:jc w:val="left"/>
+            </w:pPr>
+            <w:r>
+              <w:t xml:space="preserve">Variant</w:t>
+            </w:r>
+          </w:p>
+        </w:tc>
+        <w:tc>
+          <w:tcPr/>
+          <w:p>
+            <w:pPr>
+              <w:pStyle w:val="Compact"/>
+              <w:jc w:val="left"/>
+            </w:pPr>
+            <w:r>
+              <w:t xml:space="preserve">Path differs because…</w:t>
+            </w:r>
+          </w:p>
+        </w:tc>
+      </w:tr>
+      <w:tr>
+        <w:tc>
+          <w:tcPr/>
+          <w:p>
+            <w:pPr>
+              <w:pStyle w:val="Compact"/>
+              <w:jc w:val="left"/>
+            </w:pPr>
+            <w:r>
+              <w:rPr>
+                <w:bCs/>
+                <w:b/>
+              </w:rPr>
+              <w:t xml:space="preserve">A, B, D, E, F</w:t>
+            </w:r>
+          </w:p>
+        </w:tc>
+        <w:tc>
+          <w:tcPr/>
+          <w:p>
+            <w:pPr>
+              <w:pStyle w:val="Compact"/>
+              <w:jc w:val="left"/>
+            </w:pPr>
+            <w:r>
+              <w:t xml:space="preserve">L3 IRB or routed handoff; GBP on VirtualNetwork or router</w:t>
+            </w:r>
+          </w:p>
+        </w:tc>
+      </w:tr>
+      <w:tr>
+        <w:tc>
+          <w:tcPr/>
+          <w:p>
+            <w:pPr>
+              <w:pStyle w:val="Compact"/>
+              <w:jc w:val="left"/>
+            </w:pPr>
+            <w:r>
+              <w:rPr>
+                <w:bCs/>
+                <w:b/>
+              </w:rPr>
+              <w:t xml:space="preserve">C</w:t>
+            </w:r>
+          </w:p>
+        </w:tc>
+        <w:tc>
+          <w:tcPr/>
+          <w:p>
+            <w:pPr>
+              <w:pStyle w:val="Compact"/>
+              <w:jc w:val="left"/>
+            </w:pPr>
+            <w:r>
+              <w:t xml:space="preserve">Per-leaf routed subinterfaces — no shared IRB subnet</w:t>
+            </w:r>
+          </w:p>
+        </w:tc>
+      </w:tr>
+      <w:tr>
+        <w:tc>
+          <w:tcPr/>
+          <w:p>
+            <w:pPr>
+              <w:pStyle w:val="Compact"/>
+              <w:jc w:val="left"/>
+            </w:pPr>
+            <w:r>
+              <w:rPr>
+                <w:bCs/>
+                <w:b/>
+              </w:rPr>
+              <w:t xml:space="preserve">G</w:t>
+            </w:r>
+          </w:p>
+        </w:tc>
+        <w:tc>
+          <w:tcPr/>
+          <w:p>
+            <w:pPr>
+              <w:pStyle w:val="Compact"/>
+              <w:jc w:val="left"/>
+            </w:pPr>
+            <w:r>
+              <w:t xml:space="preserve">L2-only — no IRB, no default route; GBP on bridge domain only</w:t>
+            </w:r>
+          </w:p>
+        </w:tc>
+      </w:tr>
+    </w:tbl>
+    <w:p>
+      <w:pPr>
+        <w:pStyle w:val="BodyText"/>
+      </w:pPr>
+      <w:r>
+        <w:t xml:space="preserve">For variants without a bridge-domain L3 path, skip steps that reference IRB host routes and describe only the relevant NI (MAC-VRF for</w:t>
+      </w:r>
+      <w:r>
+        <w:t xml:space="preserve"> </w:t>
+      </w:r>
+      <w:r>
+        <w:rPr>
+          <w:bCs/>
+          <w:b/>
+        </w:rPr>
+        <w:t xml:space="preserve">G</w:t>
+      </w:r>
+      <w:r>
+        <w:t xml:space="preserve">, IP-VRF for</w:t>
+      </w:r>
+      <w:r>
+        <w:t xml:space="preserve"> </w:t>
+      </w:r>
+      <w:r>
+        <w:rPr>
+          <w:bCs/>
+          <w:b/>
+        </w:rPr>
+        <w:t xml:space="preserve">C</w:t>
+      </w:r>
+      <w:r>
+        <w:t xml:space="preserve">/</w:t>
+      </w:r>
+      <w:r>
+        <w:rPr>
+          <w:bCs/>
+          <w:b/>
+        </w:rPr>
+        <w:t xml:space="preserve">F</w:t>
+      </w:r>
+      <w:r>
+        <w:t xml:space="preserve">).</w:t>
       </w:r>
     </w:p>
     <w:p>
@@ -9810,7 +10156,23 @@
               <w:jc w:val="left"/>
             </w:pPr>
             <w:r>
-              <w:t xml:space="preserve">VirtualNetwork (parked)</w:t>
+              <w:t xml:space="preserve">VirtualNetwork —</w:t>
+            </w:r>
+            <w:r>
+              <w:t xml:space="preserve"> </w:t>
+            </w:r>
+            <w:r>
+              <w:rPr>
+                <w:bCs/>
+                <w:b/>
+              </w:rPr>
+              <w:t xml:space="preserve">Failed</w:t>
+            </w:r>
+            <w:r>
+              <w:t xml:space="preserve"> </w:t>
+            </w:r>
+            <w:r>
+              <w:t xml:space="preserve">(under investigation)</w:t>
             </w:r>
           </w:p>
         </w:tc>
@@ -10828,7 +11190,7 @@
       </w:r>
     </w:p>
     <w:bookmarkEnd w:id="74"/>
-    <w:bookmarkStart w:id="75" w:name="troubleshooting"/>
+    <w:bookmarkStart w:id="76" w:name="troubleshooting"/>
     <w:p>
       <w:pPr>
         <w:pStyle w:val="Heading2"/>
@@ -10965,7 +11327,23 @@
               <w:t xml:space="preserve"> </w:t>
             </w:r>
             <w:r>
-              <w:t xml:space="preserve">+ vnet labels</w:t>
+              <w:t xml:space="preserve">+ vnet labels (see</w:t>
+            </w:r>
+            <w:r>
+              <w:t xml:space="preserve"> </w:t>
+            </w:r>
+            <w:r>
+              <w:rPr>
+                <w:bCs/>
+                <w:b/>
+              </w:rPr>
+              <w:t xml:space="preserve">Verify GroupTags</w:t>
+            </w:r>
+            <w:r>
+              <w:t xml:space="preserve"> </w:t>
+            </w:r>
+            <w:r>
+              <w:t xml:space="preserve">below)</w:t>
             </w:r>
           </w:p>
         </w:tc>
@@ -11126,6 +11504,390 @@
         </w:tc>
       </w:tr>
     </w:tbl>
+    <w:bookmarkStart w:id="75" w:name="verify-grouptags-eda-sr-linux"/>
+    <w:p>
+      <w:pPr>
+        <w:pStyle w:val="Heading3"/>
+      </w:pPr>
+      <w:r>
+        <w:t xml:space="preserve">Verify GroupTags (EDA + SR Linux)</w:t>
+      </w:r>
+    </w:p>
+    <w:p>
+      <w:pPr>
+        <w:pStyle w:val="FirstParagraph"/>
+      </w:pPr>
+      <w:r>
+        <w:rPr>
+          <w:bCs/>
+          <w:b/>
+        </w:rPr>
+        <w:t xml:space="preserve">EDA — association programmed:</w:t>
+      </w:r>
+    </w:p>
+    <w:p>
+      <w:pPr>
+        <w:pStyle w:val="SourceCode"/>
+      </w:pPr>
+      <w:r>
+        <w:rPr>
+          <w:rStyle w:val="VariableTok"/>
+        </w:rPr>
+        <w:t xml:space="preserve">NS</w:t>
+      </w:r>
+      <w:r>
+        <w:rPr>
+          <w:rStyle w:val="OperatorTok"/>
+        </w:rPr>
+        <w:t xml:space="preserve">=</w:t>
+      </w:r>
+      <w:r>
+        <w:rPr>
+          <w:rStyle w:val="NormalTok"/>
+        </w:rPr>
+        <w:t xml:space="preserve">clab-3-tier-leaf-spine-dcgw</w:t>
+      </w:r>
+      <w:r>
+        <w:br/>
+      </w:r>
+      <w:r>
+        <w:rPr>
+          <w:rStyle w:val="ExtensionTok"/>
+        </w:rPr>
+        <w:t xml:space="preserve">kubectl</w:t>
+      </w:r>
+      <w:r>
+        <w:rPr>
+          <w:rStyle w:val="NormalTok"/>
+        </w:rPr>
+        <w:t xml:space="preserve"> get associationpolicy ms-assoc-vlan </w:t>
+      </w:r>
+      <w:r>
+        <w:rPr>
+          <w:rStyle w:val="AttributeTok"/>
+        </w:rPr>
+        <w:t xml:space="preserve">-n</w:t>
+      </w:r>
+      <w:r>
+        <w:rPr>
+          <w:rStyle w:val="NormalTok"/>
+        </w:rPr>
+        <w:t xml:space="preserve"> </w:t>
+      </w:r>
+      <w:r>
+        <w:rPr>
+          <w:rStyle w:val="VariableTok"/>
+        </w:rPr>
+        <w:t xml:space="preserve">$NS</w:t>
+      </w:r>
+      <w:r>
+        <w:rPr>
+          <w:rStyle w:val="NormalTok"/>
+        </w:rPr>
+        <w:t xml:space="preserve"> </w:t>
+      </w:r>
+      <w:r>
+        <w:rPr>
+          <w:rStyle w:val="AttributeTok"/>
+        </w:rPr>
+        <w:t xml:space="preserve">-o</w:t>
+      </w:r>
+      <w:r>
+        <w:rPr>
+          <w:rStyle w:val="NormalTok"/>
+        </w:rPr>
+        <w:t xml:space="preserve"> yaml    </w:t>
+      </w:r>
+      <w:r>
+        <w:rPr>
+          <w:rStyle w:val="CommentTok"/>
+        </w:rPr>
+        <w:t xml:space="preserve"># adjust name per variant</w:t>
+      </w:r>
+      <w:r>
+        <w:br/>
+      </w:r>
+      <w:r>
+        <w:rPr>
+          <w:rStyle w:val="ExtensionTok"/>
+        </w:rPr>
+        <w:t xml:space="preserve">kubectl</w:t>
+      </w:r>
+      <w:r>
+        <w:rPr>
+          <w:rStyle w:val="NormalTok"/>
+        </w:rPr>
+        <w:t xml:space="preserve"> get associationpolicystate </w:t>
+      </w:r>
+      <w:r>
+        <w:rPr>
+          <w:rStyle w:val="AttributeTok"/>
+        </w:rPr>
+        <w:t xml:space="preserve">-n</w:t>
+      </w:r>
+      <w:r>
+        <w:rPr>
+          <w:rStyle w:val="NormalTok"/>
+        </w:rPr>
+        <w:t xml:space="preserve"> </w:t>
+      </w:r>
+      <w:r>
+        <w:rPr>
+          <w:rStyle w:val="VariableTok"/>
+        </w:rPr>
+        <w:t xml:space="preserve">$NS</w:t>
+      </w:r>
+      <w:r>
+        <w:br/>
+      </w:r>
+      <w:r>
+        <w:rPr>
+          <w:rStyle w:val="ExtensionTok"/>
+        </w:rPr>
+        <w:t xml:space="preserve">kubectl</w:t>
+      </w:r>
+      <w:r>
+        <w:rPr>
+          <w:rStyle w:val="NormalTok"/>
+        </w:rPr>
+        <w:t xml:space="preserve"> get grouptag,grouptagstate </w:t>
+      </w:r>
+      <w:r>
+        <w:rPr>
+          <w:rStyle w:val="AttributeTok"/>
+        </w:rPr>
+        <w:t xml:space="preserve">-n</w:t>
+      </w:r>
+      <w:r>
+        <w:rPr>
+          <w:rStyle w:val="NormalTok"/>
+        </w:rPr>
+        <w:t xml:space="preserve"> </w:t>
+      </w:r>
+      <w:r>
+        <w:rPr>
+          <w:rStyle w:val="VariableTok"/>
+        </w:rPr>
+        <w:t xml:space="preserve">$NS</w:t>
+      </w:r>
+    </w:p>
+    <w:p>
+      <w:pPr>
+        <w:pStyle w:val="FirstParagraph"/>
+      </w:pPr>
+      <w:r>
+        <w:rPr>
+          <w:bCs/>
+          <w:b/>
+        </w:rPr>
+        <w:t xml:space="preserve">EDA UI:</w:t>
+      </w:r>
+      <w:r>
+        <w:t xml:space="preserve"> </w:t>
+      </w:r>
+      <w:r>
+        <w:t xml:space="preserve">Microsegmentation → Association Policies → select policy → target status.</w:t>
+      </w:r>
+    </w:p>
+    <w:p>
+      <w:pPr>
+        <w:pStyle w:val="BodyText"/>
+      </w:pPr>
+      <w:r>
+        <w:rPr>
+          <w:bCs/>
+          <w:b/>
+        </w:rPr>
+        <w:t xml:space="preserve">SR Linux — dataplane tags</w:t>
+      </w:r>
+      <w:r>
+        <w:t xml:space="preserve"> </w:t>
+      </w:r>
+      <w:r>
+        <w:t xml:space="preserve">(after traffic has flowed; replace NI and interface names):</w:t>
+      </w:r>
+    </w:p>
+    <w:p>
+      <w:pPr>
+        <w:pStyle w:val="SourceCode"/>
+      </w:pPr>
+      <w:r>
+        <w:rPr>
+          <w:rStyle w:val="CommentTok"/>
+        </w:rPr>
+        <w:t xml:space="preserve"># Interface-level GBP tags (operational summary)</w:t>
+      </w:r>
+      <w:r>
+        <w:br/>
+      </w:r>
+      <w:r>
+        <w:rPr>
+          <w:rStyle w:val="ExtensionTok"/>
+        </w:rPr>
+        <w:t xml:space="preserve">show</w:t>
+      </w:r>
+      <w:r>
+        <w:rPr>
+          <w:rStyle w:val="NormalTok"/>
+        </w:rPr>
+        <w:t xml:space="preserve"> network-instance router-ms-vlan interfaces</w:t>
+      </w:r>
+      <w:r>
+        <w:br/>
+      </w:r>
+      <w:r>
+        <w:br/>
+      </w:r>
+      <w:r>
+        <w:rPr>
+          <w:rStyle w:val="CommentTok"/>
+        </w:rPr>
+        <w:t xml:space="preserve"># MAC table tag (L2 / bridge-domain path)</w:t>
+      </w:r>
+      <w:r>
+        <w:br/>
+      </w:r>
+      <w:r>
+        <w:rPr>
+          <w:rStyle w:val="ExtensionTok"/>
+        </w:rPr>
+        <w:t xml:space="preserve">info</w:t>
+      </w:r>
+      <w:r>
+        <w:rPr>
+          <w:rStyle w:val="NormalTok"/>
+        </w:rPr>
+        <w:t xml:space="preserve"> from state network-instance bd-ms-vlan bridge-table mac-table mac </w:t>
+      </w:r>
+      <w:r>
+        <w:rPr>
+          <w:rStyle w:val="DataTypeTok"/>
+        </w:rPr>
+        <w:t xml:space="preserve">\</w:t>
+      </w:r>
+      <w:r>
+        <w:br/>
+      </w:r>
+      <w:r>
+        <w:rPr>
+          <w:rStyle w:val="NormalTok"/>
+        </w:rPr>
+        <w:t xml:space="preserve">  group-based-policy-tag</w:t>
+      </w:r>
+      <w:r>
+        <w:br/>
+      </w:r>
+      <w:r>
+        <w:br/>
+      </w:r>
+      <w:r>
+        <w:rPr>
+          <w:rStyle w:val="CommentTok"/>
+        </w:rPr>
+        <w:t xml:space="preserve"># Route / prefix tag (L3 / static-route path — Variant E)</w:t>
+      </w:r>
+      <w:r>
+        <w:br/>
+      </w:r>
+      <w:r>
+        <w:rPr>
+          <w:rStyle w:val="ExtensionTok"/>
+        </w:rPr>
+        <w:t xml:space="preserve">info</w:t>
+      </w:r>
+      <w:r>
+        <w:rPr>
+          <w:rStyle w:val="NormalTok"/>
+        </w:rPr>
+        <w:t xml:space="preserve"> from state network-instance router-ms-static route-table ipv4-unicast route </w:t>
+      </w:r>
+      <w:r>
+        <w:rPr>
+          <w:rStyle w:val="DataTypeTok"/>
+        </w:rPr>
+        <w:t xml:space="preserve">\</w:t>
+      </w:r>
+      <w:r>
+        <w:br/>
+      </w:r>
+      <w:r>
+        <w:rPr>
+          <w:rStyle w:val="NormalTok"/>
+        </w:rPr>
+        <w:t xml:space="preserve">  group-based-policy-tag</w:t>
+      </w:r>
+      <w:r>
+        <w:br/>
+      </w:r>
+      <w:r>
+        <w:br/>
+      </w:r>
+      <w:r>
+        <w:rPr>
+          <w:rStyle w:val="CommentTok"/>
+        </w:rPr>
+        <w:t xml:space="preserve"># IRB neighbour tag (Variant D gateway / host ARP)</w:t>
+      </w:r>
+      <w:r>
+        <w:br/>
+      </w:r>
+      <w:r>
+        <w:rPr>
+          <w:rStyle w:val="ExtensionTok"/>
+        </w:rPr>
+        <w:t xml:space="preserve">info</w:t>
+      </w:r>
+      <w:r>
+        <w:rPr>
+          <w:rStyle w:val="NormalTok"/>
+        </w:rPr>
+        <w:t xml:space="preserve"> from state interface irb-ms-irb subinterface 1 ipv4 arp neighbor </w:t>
+      </w:r>
+      <w:r>
+        <w:rPr>
+          <w:rStyle w:val="DataTypeTok"/>
+        </w:rPr>
+        <w:t xml:space="preserve">\</w:t>
+      </w:r>
+      <w:r>
+        <w:br/>
+      </w:r>
+      <w:r>
+        <w:rPr>
+          <w:rStyle w:val="NormalTok"/>
+        </w:rPr>
+        <w:t xml:space="preserve">  group-based-policy-tag</w:t>
+      </w:r>
+    </w:p>
+    <w:p>
+      <w:pPr>
+        <w:pStyle w:val="FirstParagraph"/>
+      </w:pPr>
+      <w:r>
+        <w:t xml:space="preserve">Use the VirtualNetwork router / bridge-domain names for the variant under test (</w:t>
+      </w:r>
+      <w:r>
+        <w:rPr>
+          <w:rStyle w:val="VerbatimChar"/>
+        </w:rPr>
+        <w:t xml:space="preserve">router-ms-irb</w:t>
+      </w:r>
+      <w:r>
+        <w:t xml:space="preserve">,</w:t>
+      </w:r>
+      <w:r>
+        <w:t xml:space="preserve"> </w:t>
+      </w:r>
+      <w:r>
+        <w:rPr>
+          <w:rStyle w:val="VerbatimChar"/>
+        </w:rPr>
+        <w:t xml:space="preserve">bd-ms-enf-bd</w:t>
+      </w:r>
+      <w:r>
+        <w:t xml:space="preserve">, etc.).</w:t>
+      </w:r>
+    </w:p>
     <w:p>
       <w:r>
         <w:pict>
@@ -11134,7 +11896,8 @@
       </w:r>
     </w:p>
     <w:bookmarkEnd w:id="75"/>
-    <w:bookmarkStart w:id="76" w:name="artifact-files"/>
+    <w:bookmarkEnd w:id="76"/>
+    <w:bookmarkStart w:id="77" w:name="artifact-files"/>
     <w:p>
       <w:pPr>
         <w:pStyle w:val="Heading2"/>
@@ -11466,8 +12229,8 @@
         </w:pict>
       </w:r>
     </w:p>
-    <w:bookmarkEnd w:id="76"/>
-    <w:bookmarkStart w:id="79" w:name="Xc7885e40d22ad0e34341dc46d2744c714be0bb4"/>
+    <w:bookmarkEnd w:id="77"/>
+    <w:bookmarkStart w:id="80" w:name="Xc7885e40d22ad0e34341dc46d2744c714be0bb4"/>
     <w:p>
       <w:pPr>
         <w:pStyle w:val="Heading2"/>
@@ -11562,7 +12325,7 @@
         <w:t xml:space="preserve">MicroSegmentationPolicy.serviceTargets</w:t>
       </w:r>
     </w:p>
-    <w:bookmarkStart w:id="77" w:name="association-targets"/>
+    <w:bookmarkStart w:id="78" w:name="association-targets"/>
     <w:p>
       <w:pPr>
         <w:pStyle w:val="Heading3"/>
@@ -11796,8 +12559,8 @@
         </w:tc>
       </w:tr>
     </w:tbl>
-    <w:bookmarkEnd w:id="77"/>
-    <w:bookmarkStart w:id="78" w:name="enforcement-targets"/>
+    <w:bookmarkEnd w:id="78"/>
+    <w:bookmarkStart w:id="79" w:name="enforcement-targets"/>
     <w:p>
       <w:pPr>
         <w:pStyle w:val="Heading3"/>
@@ -11982,9 +12745,9 @@
         </w:pict>
       </w:r>
     </w:p>
-    <w:bookmarkEnd w:id="78"/>
     <w:bookmarkEnd w:id="79"/>
-    <w:bookmarkStart w:id="80" w:name="test-results"/>
+    <w:bookmarkEnd w:id="80"/>
+    <w:bookmarkStart w:id="81" w:name="test-results"/>
     <w:p>
       <w:pPr>
         <w:pStyle w:val="Heading2"/>
@@ -12016,556 +12779,6 @@
       </w:r>
       <w:r>
         <w:t xml:space="preserve">for ping matrices and sign-off status.</w:t>
-      </w:r>
-    </w:p>
-    <w:tbl>
-      <w:tblPr>
-        <w:tblStyle w:val="Table"/>
-        <w:tblW w:type="auto" w:w="0"/>
-        <w:tblLook w:firstRow="1" w:lastRow="0" w:firstColumn="0" w:lastColumn="0" w:noHBand="0" w:noVBand="0" w:val="0020"/>
-      </w:tblPr>
-      <w:tblGrid>
-        <w:gridCol w:w="2640"/>
-        <w:gridCol w:w="2640"/>
-        <w:gridCol w:w="2640"/>
-      </w:tblGrid>
-      <w:tr>
-        <w:trPr>
-          <w:tblHeader w:val="true"/>
-        </w:trPr>
-        <w:tc>
-          <w:tcPr/>
-          <w:p>
-            <w:pPr>
-              <w:pStyle w:val="Compact"/>
-              <w:jc w:val="left"/>
-            </w:pPr>
-            <w:r>
-              <w:t xml:space="preserve">Variant</w:t>
-            </w:r>
-          </w:p>
-        </w:tc>
-        <w:tc>
-          <w:tcPr/>
-          <w:p>
-            <w:pPr>
-              <w:pStyle w:val="Compact"/>
-              <w:jc w:val="left"/>
-            </w:pPr>
-            <w:r>
-              <w:t xml:space="preserve">Last validated</w:t>
-            </w:r>
-          </w:p>
-        </w:tc>
-        <w:tc>
-          <w:tcPr/>
-          <w:p>
-            <w:pPr>
-              <w:pStyle w:val="Compact"/>
-              <w:jc w:val="left"/>
-            </w:pPr>
-            <w:r>
-              <w:t xml:space="preserve">Result</w:t>
-            </w:r>
-          </w:p>
-        </w:tc>
-      </w:tr>
-      <w:tr>
-        <w:tc>
-          <w:tcPr/>
-          <w:p>
-            <w:pPr>
-              <w:pStyle w:val="Compact"/>
-              <w:jc w:val="left"/>
-            </w:pPr>
-            <w:r>
-              <w:rPr>
-                <w:bCs/>
-                <w:b/>
-              </w:rPr>
-              <w:t xml:space="preserve">D</w:t>
-            </w:r>
-            <w:r>
-              <w:t xml:space="preserve"> </w:t>
-            </w:r>
-            <w:r>
-              <w:t xml:space="preserve">IRB (leaf-2/3/4)</w:t>
-            </w:r>
-          </w:p>
-        </w:tc>
-        <w:tc>
-          <w:tcPr/>
-          <w:p>
-            <w:pPr>
-              <w:pStyle w:val="Compact"/>
-              <w:jc w:val="left"/>
-            </w:pPr>
-            <w:r>
-              <w:t xml:space="preserve">2026-08-20</w:t>
-            </w:r>
-          </w:p>
-        </w:tc>
-        <w:tc>
-          <w:tcPr/>
-          <w:p>
-            <w:pPr>
-              <w:pStyle w:val="Compact"/>
-              <w:jc w:val="left"/>
-            </w:pPr>
-            <w:r>
-              <w:rPr>
-                <w:bCs/>
-                <w:b/>
-              </w:rPr>
-              <w:t xml:space="preserve">GO</w:t>
-            </w:r>
-          </w:p>
-        </w:tc>
-      </w:tr>
-      <w:tr>
-        <w:tc>
-          <w:tcPr/>
-          <w:p>
-            <w:pPr>
-              <w:pStyle w:val="Compact"/>
-              <w:jc w:val="left"/>
-            </w:pPr>
-            <w:r>
-              <w:rPr>
-                <w:bCs/>
-                <w:b/>
-              </w:rPr>
-              <w:t xml:space="preserve">E</w:t>
-            </w:r>
-            <w:r>
-              <w:t xml:space="preserve"> </w:t>
-            </w:r>
-            <w:r>
-              <w:t xml:space="preserve">StaticRoute (leaf-6/7/8)</w:t>
-            </w:r>
-          </w:p>
-        </w:tc>
-        <w:tc>
-          <w:tcPr/>
-          <w:p>
-            <w:pPr>
-              <w:pStyle w:val="Compact"/>
-              <w:jc w:val="left"/>
-            </w:pPr>
-            <w:r>
-              <w:t xml:space="preserve">2026-08-20</w:t>
-            </w:r>
-          </w:p>
-        </w:tc>
-        <w:tc>
-          <w:tcPr/>
-          <w:p>
-            <w:pPr>
-              <w:pStyle w:val="Compact"/>
-              <w:jc w:val="left"/>
-            </w:pPr>
-            <w:r>
-              <w:rPr>
-                <w:bCs/>
-                <w:b/>
-              </w:rPr>
-              <w:t xml:space="preserve">GO</w:t>
-            </w:r>
-          </w:p>
-        </w:tc>
-      </w:tr>
-      <w:tr>
-        <w:tc>
-          <w:tcPr/>
-          <w:p>
-            <w:pPr>
-              <w:pStyle w:val="Compact"/>
-              <w:jc w:val="left"/>
-            </w:pPr>
-            <w:r>
-              <w:rPr>
-                <w:bCs/>
-                <w:b/>
-              </w:rPr>
-              <w:t xml:space="preserve">C</w:t>
-            </w:r>
-            <w:r>
-              <w:t xml:space="preserve"> </w:t>
-            </w:r>
-            <w:r>
-              <w:t xml:space="preserve">RoutedIF</w:t>
-            </w:r>
-          </w:p>
-        </w:tc>
-        <w:tc>
-          <w:tcPr/>
-          <w:p>
-            <w:pPr>
-              <w:pStyle w:val="Compact"/>
-              <w:jc w:val="left"/>
-            </w:pPr>
-            <w:r>
-              <w:t xml:space="preserve">2026-08-20</w:t>
-            </w:r>
-          </w:p>
-        </w:tc>
-        <w:tc>
-          <w:tcPr/>
-          <w:p>
-            <w:pPr>
-              <w:pStyle w:val="Compact"/>
-              <w:jc w:val="left"/>
-            </w:pPr>
-            <w:r>
-              <w:rPr>
-                <w:bCs/>
-                <w:b/>
-              </w:rPr>
-              <w:t xml:space="preserve">Parked</w:t>
-            </w:r>
-          </w:p>
-        </w:tc>
-      </w:tr>
-      <w:tr>
-        <w:tc>
-          <w:tcPr/>
-          <w:p>
-            <w:pPr>
-              <w:pStyle w:val="Compact"/>
-              <w:jc w:val="left"/>
-            </w:pPr>
-            <w:r>
-              <w:t xml:space="preserve">A baseline</w:t>
-            </w:r>
-          </w:p>
-        </w:tc>
-        <w:tc>
-          <w:tcPr/>
-          <w:p>
-            <w:pPr>
-              <w:pStyle w:val="Compact"/>
-              <w:jc w:val="left"/>
-            </w:pPr>
-            <w:r>
-              <w:t xml:space="preserve">2026-07-31</w:t>
-            </w:r>
-          </w:p>
-        </w:tc>
-        <w:tc>
-          <w:tcPr/>
-          <w:p>
-            <w:pPr>
-              <w:pStyle w:val="Compact"/>
-              <w:jc w:val="left"/>
-            </w:pPr>
-            <w:r>
-              <w:t xml:space="preserve">GO (historical)</w:t>
-            </w:r>
-          </w:p>
-        </w:tc>
-      </w:tr>
-    </w:tbl>
-    <w:p>
-      <w:pPr>
-        <w:pStyle w:val="BodyText"/>
-      </w:pPr>
-      <w:r>
-        <w:t xml:space="preserve">Rollout artifacts (gitignored):</w:t>
-      </w:r>
-      <w:r>
-        <w:t xml:space="preserve"> </w:t>
-      </w:r>
-      <w:r>
-        <w:rPr>
-          <w:rStyle w:val="VerbatimChar"/>
-        </w:rPr>
-        <w:t xml:space="preserve">docs/tmp/variant-d-leaf234-*</w:t>
-      </w:r>
-      <w:r>
-        <w:t xml:space="preserve">,</w:t>
-      </w:r>
-      <w:r>
-        <w:t xml:space="preserve"> </w:t>
-      </w:r>
-      <w:r>
-        <w:rPr>
-          <w:rStyle w:val="VerbatimChar"/>
-        </w:rPr>
-        <w:t xml:space="preserve">docs/tmp/variant-e-leaf678-*</w:t>
-      </w:r>
-      <w:r>
-        <w:t xml:space="preserve">.</w:t>
-      </w:r>
-    </w:p>
-    <w:p>
-      <w:r>
-        <w:pict>
-          <v:rect style="width:0;height:1.5pt" o:hralign="center" o:hrstd="t" o:hr="t"/>
-        </w:pict>
-      </w:r>
-    </w:p>
-    <w:bookmarkEnd w:id="80"/>
-    <w:bookmarkStart w:id="83" w:name="architecture-glossary"/>
-    <w:p>
-      <w:pPr>
-        <w:pStyle w:val="Heading2"/>
-      </w:pPr>
-      <w:r>
-        <w:t xml:space="preserve">14. Architecture glossary</w:t>
-      </w:r>
-    </w:p>
-    <w:bookmarkStart w:id="81" w:name="architecture-flow-operator-view"/>
-    <w:p>
-      <w:pPr>
-        <w:pStyle w:val="Heading3"/>
-      </w:pPr>
-      <w:r>
-        <w:t xml:space="preserve">14.1 Architecture flow (operator view)</w:t>
-      </w:r>
-    </w:p>
-    <w:p>
-      <w:pPr>
-        <w:numPr>
-          <w:ilvl w:val="0"/>
-          <w:numId w:val="1006"/>
-        </w:numPr>
-        <w:pStyle w:val="Compact"/>
-      </w:pPr>
-      <w:r>
-        <w:rPr>
-          <w:rStyle w:val="VerbatimChar"/>
-        </w:rPr>
-        <w:t xml:space="preserve">VirtualNetwork</w:t>
-      </w:r>
-      <w:r>
-        <w:t xml:space="preserve"> </w:t>
-      </w:r>
-      <w:r>
-        <w:t xml:space="preserve">builds the service path with</w:t>
-      </w:r>
-      <w:r>
-        <w:t xml:space="preserve"> </w:t>
-      </w:r>
-      <w:r>
-        <w:rPr>
-          <w:rStyle w:val="VerbatimChar"/>
-        </w:rPr>
-        <w:t xml:space="preserve">bridgeDomain</w:t>
-      </w:r>
-      <w:r>
-        <w:t xml:space="preserve">/</w:t>
-      </w:r>
-      <w:r>
-        <w:rPr>
-          <w:rStyle w:val="VerbatimChar"/>
-        </w:rPr>
-        <w:t xml:space="preserve">vlan</w:t>
-      </w:r>
-      <w:r>
-        <w:t xml:space="preserve"> </w:t>
-      </w:r>
-      <w:r>
-        <w:t xml:space="preserve">at the edge and</w:t>
-      </w:r>
-      <w:r>
-        <w:t xml:space="preserve"> </w:t>
-      </w:r>
-      <w:r>
-        <w:rPr>
-          <w:rStyle w:val="VerbatimChar"/>
-        </w:rPr>
-        <w:t xml:space="preserve">irbInterface</w:t>
-      </w:r>
-      <w:r>
-        <w:t xml:space="preserve">/</w:t>
-      </w:r>
-      <w:r>
-        <w:rPr>
-          <w:rStyle w:val="VerbatimChar"/>
-        </w:rPr>
-        <w:t xml:space="preserve">routedInterface</w:t>
-      </w:r>
-      <w:r>
-        <w:t xml:space="preserve">/</w:t>
-      </w:r>
-      <w:r>
-        <w:rPr>
-          <w:rStyle w:val="VerbatimChar"/>
-        </w:rPr>
-        <w:t xml:space="preserve">router</w:t>
-      </w:r>
-      <w:r>
-        <w:t xml:space="preserve"> </w:t>
-      </w:r>
-      <w:r>
-        <w:t xml:space="preserve">for L3 handling.</w:t>
-      </w:r>
-    </w:p>
-    <w:p>
-      <w:pPr>
-        <w:numPr>
-          <w:ilvl w:val="0"/>
-          <w:numId w:val="1006"/>
-        </w:numPr>
-        <w:pStyle w:val="Compact"/>
-      </w:pPr>
-      <w:r>
-        <w:t xml:space="preserve">Interface labels are applied on edge Interface CRs via</w:t>
-      </w:r>
-      <w:r>
-        <w:t xml:space="preserve"> </w:t>
-      </w:r>
-      <w:r>
-        <w:rPr>
-          <w:bCs/>
-          <w:b/>
-        </w:rPr>
-        <w:t xml:space="preserve">scoped label snippets</w:t>
-      </w:r>
-      <w:r>
-        <w:t xml:space="preserve"> </w:t>
-      </w:r>
-      <w:r>
-        <w:t xml:space="preserve">(</w:t>
-      </w:r>
-      <w:r>
-        <w:rPr>
-          <w:rStyle w:val="VerbatimChar"/>
-        </w:rPr>
-        <w:t xml:space="preserve">variants/labels-vnet-ms-*.yaml</w:t>
-      </w:r>
-      <w:r>
-        <w:t xml:space="preserve">) — never the full</w:t>
-      </w:r>
-      <w:r>
-        <w:t xml:space="preserve"> </w:t>
-      </w:r>
-      <w:r>
-        <w:rPr>
-          <w:rStyle w:val="VerbatimChar"/>
-        </w:rPr>
-        <w:t xml:space="preserve">edge-interfaces-dot1q.yaml</w:t>
-      </w:r>
-      <w:r>
-        <w:t xml:space="preserve"> </w:t>
-      </w:r>
-      <w:r>
-        <w:t xml:space="preserve">(labels all eight leaves).</w:t>
-      </w:r>
-    </w:p>
-    <w:p>
-      <w:pPr>
-        <w:numPr>
-          <w:ilvl w:val="0"/>
-          <w:numId w:val="1006"/>
-        </w:numPr>
-        <w:pStyle w:val="Compact"/>
-      </w:pPr>
-      <w:r>
-        <w:rPr>
-          <w:rStyle w:val="VerbatimChar"/>
-        </w:rPr>
-        <w:t xml:space="preserve">AssociationPolicy</w:t>
-      </w:r>
-      <w:r>
-        <w:t xml:space="preserve"> </w:t>
-      </w:r>
-      <w:r>
-        <w:t xml:space="preserve">translates resource targets into</w:t>
-      </w:r>
-      <w:r>
-        <w:t xml:space="preserve"> </w:t>
-      </w:r>
-      <w:r>
-        <w:rPr>
-          <w:rStyle w:val="VerbatimChar"/>
-        </w:rPr>
-        <w:t xml:space="preserve">GroupTag</w:t>
-      </w:r>
-      <w:r>
-        <w:t xml:space="preserve"> </w:t>
-      </w:r>
-      <w:r>
-        <w:t xml:space="preserve">identities used by GBP.</w:t>
-      </w:r>
-    </w:p>
-    <w:p>
-      <w:pPr>
-        <w:numPr>
-          <w:ilvl w:val="0"/>
-          <w:numId w:val="1006"/>
-        </w:numPr>
-        <w:pStyle w:val="Compact"/>
-      </w:pPr>
-      <w:r>
-        <w:rPr>
-          <w:rStyle w:val="VerbatimChar"/>
-        </w:rPr>
-        <w:t xml:space="preserve">MicroSegmentationPolicy</w:t>
-      </w:r>
-      <w:r>
-        <w:t xml:space="preserve"> </w:t>
-      </w:r>
-      <w:r>
-        <w:t xml:space="preserve">enforces the matrix with allow/deny entries on</w:t>
-      </w:r>
-      <w:r>
-        <w:t xml:space="preserve"> </w:t>
-      </w:r>
-      <w:r>
-        <w:rPr>
-          <w:rStyle w:val="VerbatimChar"/>
-        </w:rPr>
-        <w:t xml:space="preserve">serviceTargets</w:t>
-      </w:r>
-      <w:r>
-        <w:t xml:space="preserve">:</w:t>
-      </w:r>
-      <w:r>
-        <w:t xml:space="preserve"> </w:t>
-      </w:r>
-      <w:r>
-        <w:rPr>
-          <w:rStyle w:val="VerbatimChar"/>
-        </w:rPr>
-        <w:t xml:space="preserve">virtualNetworks</w:t>
-      </w:r>
-      <w:r>
-        <w:t xml:space="preserve">,</w:t>
-      </w:r>
-      <w:r>
-        <w:t xml:space="preserve"> </w:t>
-      </w:r>
-      <w:r>
-        <w:rPr>
-          <w:rStyle w:val="VerbatimChar"/>
-        </w:rPr>
-        <w:t xml:space="preserve">routers</w:t>
-      </w:r>
-      <w:r>
-        <w:t xml:space="preserve">, or</w:t>
-      </w:r>
-      <w:r>
-        <w:t xml:space="preserve"> </w:t>
-      </w:r>
-      <w:r>
-        <w:rPr>
-          <w:rStyle w:val="VerbatimChar"/>
-        </w:rPr>
-        <w:t xml:space="preserve">bridgeDomains</w:t>
-      </w:r>
-      <w:r>
-        <w:t xml:space="preserve">.</w:t>
-      </w:r>
-    </w:p>
-    <w:bookmarkEnd w:id="81"/>
-    <w:bookmarkStart w:id="82" w:name="variant-glossary-ag"/>
-    <w:p>
-      <w:pPr>
-        <w:pStyle w:val="Heading3"/>
-      </w:pPr>
-      <w:r>
-        <w:t xml:space="preserve">14.2 Variant glossary (A–G)</w:t>
       </w:r>
     </w:p>
     <w:tbl>
@@ -12575,9 +12788,9 @@
         <w:tblLook w:firstRow="1" w:lastRow="0" w:firstColumn="0" w:lastColumn="0" w:noHBand="0" w:noVBand="0" w:val="0020"/>
       </w:tblPr>
       <w:tblGrid>
-        <w:gridCol w:w="812"/>
-        <w:gridCol w:w="3655"/>
-        <w:gridCol w:w="3452"/>
+        <w:gridCol w:w="2160"/>
+        <w:gridCol w:w="3840"/>
+        <w:gridCol w:w="1920"/>
       </w:tblGrid>
       <w:tr>
         <w:trPr>
@@ -12591,31 +12804,31 @@
               <w:jc w:val="left"/>
             </w:pPr>
             <w:r>
-              <w:t xml:space="preserve">ID</w:t>
-            </w:r>
-          </w:p>
-        </w:tc>
-        <w:tc>
-          <w:tcPr/>
-          <w:p>
-            <w:pPr>
-              <w:pStyle w:val="Compact"/>
-              <w:jc w:val="left"/>
-            </w:pPr>
-            <w:r>
-              <w:t xml:space="preserve">One-line summary</w:t>
-            </w:r>
-          </w:p>
-        </w:tc>
-        <w:tc>
-          <w:tcPr/>
-          <w:p>
-            <w:pPr>
-              <w:pStyle w:val="Compact"/>
-              <w:jc w:val="left"/>
-            </w:pPr>
-            <w:r>
-              <w:t xml:space="preserve">Validated scope</w:t>
+              <w:t xml:space="preserve">Variant</w:t>
+            </w:r>
+          </w:p>
+        </w:tc>
+        <w:tc>
+          <w:tcPr/>
+          <w:p>
+            <w:pPr>
+              <w:pStyle w:val="Compact"/>
+              <w:jc w:val="left"/>
+            </w:pPr>
+            <w:r>
+              <w:t xml:space="preserve">Last validated</w:t>
+            </w:r>
+          </w:p>
+        </w:tc>
+        <w:tc>
+          <w:tcPr/>
+          <w:p>
+            <w:pPr>
+              <w:pStyle w:val="Compact"/>
+              <w:jc w:val="left"/>
+            </w:pPr>
+            <w:r>
+              <w:t xml:space="preserve">Status</w:t>
             </w:r>
           </w:p>
         </w:tc>
@@ -12635,29 +12848,39 @@
               </w:rPr>
               <w:t xml:space="preserve">A</w:t>
             </w:r>
-          </w:p>
-        </w:tc>
-        <w:tc>
-          <w:tcPr/>
-          <w:p>
-            <w:pPr>
-              <w:pStyle w:val="Compact"/>
-              <w:jc w:val="left"/>
-            </w:pPr>
-            <w:r>
-              <w:t xml:space="preserve">VLAN → GroupTag; enforce on VirtualNetwork</w:t>
-            </w:r>
-          </w:p>
-        </w:tc>
-        <w:tc>
-          <w:tcPr/>
-          <w:p>
-            <w:pPr>
-              <w:pStyle w:val="Compact"/>
-              <w:jc w:val="left"/>
-            </w:pPr>
-            <w:r>
-              <w:t xml:space="preserve">leaf-1/2/3 (catalog)</w:t>
+            <w:r>
+              <w:t xml:space="preserve"> </w:t>
+            </w:r>
+            <w:r>
+              <w:t xml:space="preserve">VLAN (leaf-1/2/3)</w:t>
+            </w:r>
+          </w:p>
+        </w:tc>
+        <w:tc>
+          <w:tcPr/>
+          <w:p>
+            <w:pPr>
+              <w:pStyle w:val="Compact"/>
+              <w:jc w:val="left"/>
+            </w:pPr>
+            <w:r>
+              <w:t xml:space="preserve">2026-07-31</w:t>
+            </w:r>
+          </w:p>
+        </w:tc>
+        <w:tc>
+          <w:tcPr/>
+          <w:p>
+            <w:pPr>
+              <w:pStyle w:val="Compact"/>
+              <w:jc w:val="left"/>
+            </w:pPr>
+            <w:r>
+              <w:rPr>
+                <w:bCs/>
+                <w:b/>
+              </w:rPr>
+              <w:t xml:space="preserve">Validated</w:t>
             </w:r>
           </w:p>
         </w:tc>
@@ -12677,29 +12900,39 @@
               </w:rPr>
               <w:t xml:space="preserve">B</w:t>
             </w:r>
-          </w:p>
-        </w:tc>
-        <w:tc>
-          <w:tcPr/>
-          <w:p>
-            <w:pPr>
-              <w:pStyle w:val="Compact"/>
-              <w:jc w:val="left"/>
-            </w:pPr>
-            <w:r>
-              <w:t xml:space="preserve">BridgeInterface → GroupTag (explicit BI names required)</w:t>
-            </w:r>
-          </w:p>
-        </w:tc>
-        <w:tc>
-          <w:tcPr/>
-          <w:p>
-            <w:pPr>
-              <w:pStyle w:val="Compact"/>
-              <w:jc w:val="left"/>
-            </w:pPr>
-            <w:r>
-              <w:t xml:space="preserve">leaf-5/6/7 (catalog)</w:t>
+            <w:r>
+              <w:t xml:space="preserve"> </w:t>
+            </w:r>
+            <w:r>
+              <w:t xml:space="preserve">BridgeInterface (leaf-5/6/7)</w:t>
+            </w:r>
+          </w:p>
+        </w:tc>
+        <w:tc>
+          <w:tcPr/>
+          <w:p>
+            <w:pPr>
+              <w:pStyle w:val="Compact"/>
+              <w:jc w:val="left"/>
+            </w:pPr>
+            <w:r>
+              <w:t xml:space="preserve">2026-08-20</w:t>
+            </w:r>
+          </w:p>
+        </w:tc>
+        <w:tc>
+          <w:tcPr/>
+          <w:p>
+            <w:pPr>
+              <w:pStyle w:val="Compact"/>
+              <w:jc w:val="left"/>
+            </w:pPr>
+            <w:r>
+              <w:rPr>
+                <w:bCs/>
+                <w:b/>
+              </w:rPr>
+              <w:t xml:space="preserve">Validated</w:t>
             </w:r>
           </w:p>
         </w:tc>
@@ -12719,39 +12952,45 @@
               </w:rPr>
               <w:t xml:space="preserve">C</w:t>
             </w:r>
-          </w:p>
-        </w:tc>
-        <w:tc>
-          <w:tcPr/>
-          <w:p>
-            <w:pPr>
-              <w:pStyle w:val="Compact"/>
-              <w:jc w:val="left"/>
-            </w:pPr>
-            <w:r>
-              <w:t xml:space="preserve">RoutedInterface → GroupTag;</w:t>
-            </w:r>
-            <w:r>
-              <w:t xml:space="preserve"> </w:t>
-            </w:r>
-            <w:r>
-              <w:rPr>
-                <w:bCs/>
-                <w:b/>
-              </w:rPr>
-              <w:t xml:space="preserve">parked</w:t>
-            </w:r>
-          </w:p>
-        </w:tc>
-        <w:tc>
-          <w:tcPr/>
-          <w:p>
-            <w:pPr>
-              <w:pStyle w:val="Compact"/>
-              <w:jc w:val="left"/>
-            </w:pPr>
-            <w:r>
-              <w:t xml:space="preserve">leaf-5/6/7 (catalog)</w:t>
+            <w:r>
+              <w:t xml:space="preserve"> </w:t>
+            </w:r>
+            <w:r>
+              <w:t xml:space="preserve">RoutedIF (leaf-5/6/7)</w:t>
+            </w:r>
+          </w:p>
+        </w:tc>
+        <w:tc>
+          <w:tcPr/>
+          <w:p>
+            <w:pPr>
+              <w:pStyle w:val="Compact"/>
+              <w:jc w:val="left"/>
+            </w:pPr>
+            <w:r>
+              <w:t xml:space="preserve">2026-08-20</w:t>
+            </w:r>
+          </w:p>
+        </w:tc>
+        <w:tc>
+          <w:tcPr/>
+          <w:p>
+            <w:pPr>
+              <w:pStyle w:val="Compact"/>
+              <w:jc w:val="left"/>
+            </w:pPr>
+            <w:r>
+              <w:rPr>
+                <w:bCs/>
+                <w:b/>
+              </w:rPr>
+              <w:t xml:space="preserve">Failed</w:t>
+            </w:r>
+            <w:r>
+              <w:t xml:space="preserve"> </w:t>
+            </w:r>
+            <w:r>
+              <w:t xml:space="preserve">(under investigation)</w:t>
             </w:r>
           </w:p>
         </w:tc>
@@ -12771,39 +13010,39 @@
               </w:rPr>
               <w:t xml:space="preserve">D</w:t>
             </w:r>
-          </w:p>
-        </w:tc>
-        <w:tc>
-          <w:tcPr/>
-          <w:p>
-            <w:pPr>
-              <w:pStyle w:val="Compact"/>
-              <w:jc w:val="left"/>
-            </w:pPr>
-            <w:r>
-              <w:t xml:space="preserve">IRB gateway tag + VLAN client tags; enforce at IRB</w:t>
-            </w:r>
-          </w:p>
-        </w:tc>
-        <w:tc>
-          <w:tcPr/>
-          <w:p>
-            <w:pPr>
-              <w:pStyle w:val="Compact"/>
-              <w:jc w:val="left"/>
-            </w:pPr>
-            <w:r>
-              <w:rPr>
-                <w:bCs/>
-                <w:b/>
-              </w:rPr>
-              <w:t xml:space="preserve">leaf-2/3/4</w:t>
-            </w:r>
-            <w:r>
-              <w:t xml:space="preserve"> </w:t>
-            </w:r>
-            <w:r>
-              <w:t xml:space="preserve">— GO</w:t>
+            <w:r>
+              <w:t xml:space="preserve"> </w:t>
+            </w:r>
+            <w:r>
+              <w:t xml:space="preserve">IRB (leaf-2/3/4)</w:t>
+            </w:r>
+          </w:p>
+        </w:tc>
+        <w:tc>
+          <w:tcPr/>
+          <w:p>
+            <w:pPr>
+              <w:pStyle w:val="Compact"/>
+              <w:jc w:val="left"/>
+            </w:pPr>
+            <w:r>
+              <w:t xml:space="preserve">2026-08-20</w:t>
+            </w:r>
+          </w:p>
+        </w:tc>
+        <w:tc>
+          <w:tcPr/>
+          <w:p>
+            <w:pPr>
+              <w:pStyle w:val="Compact"/>
+              <w:jc w:val="left"/>
+            </w:pPr>
+            <w:r>
+              <w:rPr>
+                <w:bCs/>
+                <w:b/>
+              </w:rPr>
+              <w:t xml:space="preserve">Validated</w:t>
             </w:r>
           </w:p>
         </w:tc>
@@ -12823,39 +13062,39 @@
               </w:rPr>
               <w:t xml:space="preserve">E</w:t>
             </w:r>
-          </w:p>
-        </w:tc>
-        <w:tc>
-          <w:tcPr/>
-          <w:p>
-            <w:pPr>
-              <w:pStyle w:val="Compact"/>
-              <w:jc w:val="left"/>
-            </w:pPr>
-            <w:r>
-              <w:t xml:space="preserve">StaticRoute prefix tag + VLAN client tags</w:t>
-            </w:r>
-          </w:p>
-        </w:tc>
-        <w:tc>
-          <w:tcPr/>
-          <w:p>
-            <w:pPr>
-              <w:pStyle w:val="Compact"/>
-              <w:jc w:val="left"/>
-            </w:pPr>
-            <w:r>
-              <w:rPr>
-                <w:bCs/>
-                <w:b/>
-              </w:rPr>
-              <w:t xml:space="preserve">leaf-6/7/8</w:t>
-            </w:r>
-            <w:r>
-              <w:t xml:space="preserve"> </w:t>
-            </w:r>
-            <w:r>
-              <w:t xml:space="preserve">— GO</w:t>
+            <w:r>
+              <w:t xml:space="preserve"> </w:t>
+            </w:r>
+            <w:r>
+              <w:t xml:space="preserve">StaticRoute (leaf-6/7/8)</w:t>
+            </w:r>
+          </w:p>
+        </w:tc>
+        <w:tc>
+          <w:tcPr/>
+          <w:p>
+            <w:pPr>
+              <w:pStyle w:val="Compact"/>
+              <w:jc w:val="left"/>
+            </w:pPr>
+            <w:r>
+              <w:t xml:space="preserve">2026-08-20</w:t>
+            </w:r>
+          </w:p>
+        </w:tc>
+        <w:tc>
+          <w:tcPr/>
+          <w:p>
+            <w:pPr>
+              <w:pStyle w:val="Compact"/>
+              <w:jc w:val="left"/>
+            </w:pPr>
+            <w:r>
+              <w:rPr>
+                <w:bCs/>
+                <w:b/>
+              </w:rPr>
+              <w:t xml:space="preserve">Validated</w:t>
             </w:r>
           </w:p>
         </w:tc>
@@ -12875,45 +13114,39 @@
               </w:rPr>
               <w:t xml:space="preserve">F</w:t>
             </w:r>
-          </w:p>
-        </w:tc>
-        <w:tc>
-          <w:tcPr/>
-          <w:p>
-            <w:pPr>
-              <w:pStyle w:val="Compact"/>
-              <w:jc w:val="left"/>
-            </w:pPr>
-            <w:r>
-              <w:t xml:space="preserve">VLAN tags; enforce on</w:t>
-            </w:r>
-            <w:r>
-              <w:t xml:space="preserve"> </w:t>
-            </w:r>
-            <w:r>
-              <w:rPr>
-                <w:bCs/>
-                <w:b/>
-              </w:rPr>
-              <w:t xml:space="preserve">router</w:t>
-            </w:r>
-            <w:r>
-              <w:t xml:space="preserve"> </w:t>
-            </w:r>
-            <w:r>
-              <w:t xml:space="preserve">not VirtualNetwork</w:t>
-            </w:r>
-          </w:p>
-        </w:tc>
-        <w:tc>
-          <w:tcPr/>
-          <w:p>
-            <w:pPr>
-              <w:pStyle w:val="Compact"/>
-              <w:jc w:val="left"/>
-            </w:pPr>
-            <w:r>
-              <w:t xml:space="preserve">leaf-5/6/7 (catalog)</w:t>
+            <w:r>
+              <w:t xml:space="preserve"> </w:t>
+            </w:r>
+            <w:r>
+              <w:t xml:space="preserve">Router enforcement</w:t>
+            </w:r>
+          </w:p>
+        </w:tc>
+        <w:tc>
+          <w:tcPr/>
+          <w:p>
+            <w:pPr>
+              <w:pStyle w:val="Compact"/>
+              <w:jc w:val="left"/>
+            </w:pPr>
+            <w:r>
+              <w:t xml:space="preserve">—</w:t>
+            </w:r>
+          </w:p>
+        </w:tc>
+        <w:tc>
+          <w:tcPr/>
+          <w:p>
+            <w:pPr>
+              <w:pStyle w:val="Compact"/>
+              <w:jc w:val="left"/>
+            </w:pPr>
+            <w:r>
+              <w:rPr>
+                <w:bCs/>
+                <w:b/>
+              </w:rPr>
+              <w:t xml:space="preserve">Not currently validated</w:t>
             </w:r>
           </w:p>
         </w:tc>
@@ -12933,45 +13166,39 @@
               </w:rPr>
               <w:t xml:space="preserve">G</w:t>
             </w:r>
-          </w:p>
-        </w:tc>
-        <w:tc>
-          <w:tcPr/>
-          <w:p>
-            <w:pPr>
-              <w:pStyle w:val="Compact"/>
-              <w:jc w:val="left"/>
-            </w:pPr>
-            <w:r>
-              <w:t xml:space="preserve">VLAN tags; enforce on</w:t>
-            </w:r>
-            <w:r>
-              <w:t xml:space="preserve"> </w:t>
-            </w:r>
-            <w:r>
-              <w:rPr>
-                <w:bCs/>
-                <w:b/>
-              </w:rPr>
-              <w:t xml:space="preserve">bridgeDomain</w:t>
-            </w:r>
-            <w:r>
-              <w:t xml:space="preserve"> </w:t>
-            </w:r>
-            <w:r>
-              <w:t xml:space="preserve">(L2 only)</w:t>
-            </w:r>
-          </w:p>
-        </w:tc>
-        <w:tc>
-          <w:tcPr/>
-          <w:p>
-            <w:pPr>
-              <w:pStyle w:val="Compact"/>
-              <w:jc w:val="left"/>
-            </w:pPr>
-            <w:r>
-              <w:t xml:space="preserve">leaf-5/6/7 (catalog)</w:t>
+            <w:r>
+              <w:t xml:space="preserve"> </w:t>
+            </w:r>
+            <w:r>
+              <w:t xml:space="preserve">BridgeDomain enforcement</w:t>
+            </w:r>
+          </w:p>
+        </w:tc>
+        <w:tc>
+          <w:tcPr/>
+          <w:p>
+            <w:pPr>
+              <w:pStyle w:val="Compact"/>
+              <w:jc w:val="left"/>
+            </w:pPr>
+            <w:r>
+              <w:t xml:space="preserve">—</w:t>
+            </w:r>
+          </w:p>
+        </w:tc>
+        <w:tc>
+          <w:tcPr/>
+          <w:p>
+            <w:pPr>
+              <w:pStyle w:val="Compact"/>
+              <w:jc w:val="left"/>
+            </w:pPr>
+            <w:r>
+              <w:rPr>
+                <w:bCs/>
+                <w:b/>
+              </w:rPr>
+              <w:t xml:space="preserve">Not currently validated</w:t>
             </w:r>
           </w:p>
         </w:tc>
@@ -12982,20 +13209,7 @@
         <w:pStyle w:val="BodyText"/>
       </w:pPr>
       <w:r>
-        <w:t xml:space="preserve">Full descriptions:</w:t>
-      </w:r>
-      <w:r>
-        <w:t xml:space="preserve"> </w:t>
-      </w:r>
-      <w:r>
-        <w:rPr>
-          <w:bCs/>
-          <w:b/>
-        </w:rPr>
-        <w:t xml:space="preserve">§2.4–§2.10</w:t>
-      </w:r>
-      <w:r>
-        <w:t xml:space="preserve">. Scope lock:</w:t>
+        <w:t xml:space="preserve">Rollout artifacts (gitignored):</w:t>
       </w:r>
       <w:r>
         <w:t xml:space="preserve"> </w:t>
@@ -13004,52 +13218,22 @@
         <w:rPr>
           <w:rStyle w:val="VerbatimChar"/>
         </w:rPr>
-        <w:t xml:space="preserve">docs/VARIANT-SCOPE-LOCK.md</w:t>
+        <w:t xml:space="preserve">docs/tmp/variant-d-leaf234-*</w:t>
+      </w:r>
+      <w:r>
+        <w:t xml:space="preserve">,</w:t>
+      </w:r>
+      <w:r>
+        <w:t xml:space="preserve"> </w:t>
+      </w:r>
+      <w:r>
+        <w:rPr>
+          <w:rStyle w:val="VerbatimChar"/>
+        </w:rPr>
+        <w:t xml:space="preserve">docs/tmp/variant-e-leaf678-*</w:t>
       </w:r>
       <w:r>
         <w:t xml:space="preserve">.</w:t>
-      </w:r>
-    </w:p>
-    <w:p>
-      <w:pPr>
-        <w:pStyle w:val="BodyText"/>
-      </w:pPr>
-      <w:r>
-        <w:rPr>
-          <w:bCs/>
-          <w:b/>
-        </w:rPr>
-        <w:t xml:space="preserve">Word export:</w:t>
-      </w:r>
-      <w:r>
-        <w:t xml:space="preserve"> </w:t>
-      </w:r>
-      <w:r>
-        <w:rPr>
-          <w:rStyle w:val="VerbatimChar"/>
-        </w:rPr>
-        <w:t xml:space="preserve">docs/EDA-Microsegmentation.docx</w:t>
-      </w:r>
-      <w:r>
-        <w:t xml:space="preserve"> </w:t>
-      </w:r>
-      <w:r>
-        <w:t xml:space="preserve">— regenerate with</w:t>
-      </w:r>
-      <w:r>
-        <w:t xml:space="preserve"> </w:t>
-      </w:r>
-      <w:r>
-        <w:rPr>
-          <w:rStyle w:val="VerbatimChar"/>
-        </w:rPr>
-        <w:t xml:space="preserve">bash scripts/generate-word-docs.sh</w:t>
-      </w:r>
-      <w:r>
-        <w:t xml:space="preserve"> </w:t>
-      </w:r>
-      <w:r>
-        <w:t xml:space="preserve">(requires pandoc; close Word first).</w:t>
       </w:r>
     </w:p>
     <w:p>
@@ -13059,6 +13243,781 @@
         </w:pict>
       </w:r>
     </w:p>
+    <w:bookmarkEnd w:id="81"/>
+    <w:bookmarkStart w:id="84" w:name="architecture-glossary"/>
+    <w:p>
+      <w:pPr>
+        <w:pStyle w:val="Heading2"/>
+      </w:pPr>
+      <w:r>
+        <w:t xml:space="preserve">14. Architecture glossary</w:t>
+      </w:r>
+    </w:p>
+    <w:bookmarkStart w:id="82" w:name="architecture-flow-operator-view"/>
+    <w:p>
+      <w:pPr>
+        <w:pStyle w:val="Heading3"/>
+      </w:pPr>
+      <w:r>
+        <w:t xml:space="preserve">14.1 Architecture flow (operator view)</w:t>
+      </w:r>
+    </w:p>
+    <w:p>
+      <w:pPr>
+        <w:numPr>
+          <w:ilvl w:val="0"/>
+          <w:numId w:val="1006"/>
+        </w:numPr>
+        <w:pStyle w:val="Compact"/>
+      </w:pPr>
+      <w:r>
+        <w:rPr>
+          <w:rStyle w:val="VerbatimChar"/>
+        </w:rPr>
+        <w:t xml:space="preserve">VirtualNetwork</w:t>
+      </w:r>
+      <w:r>
+        <w:t xml:space="preserve"> </w:t>
+      </w:r>
+      <w:r>
+        <w:t xml:space="preserve">builds the service path with</w:t>
+      </w:r>
+      <w:r>
+        <w:t xml:space="preserve"> </w:t>
+      </w:r>
+      <w:r>
+        <w:rPr>
+          <w:rStyle w:val="VerbatimChar"/>
+        </w:rPr>
+        <w:t xml:space="preserve">bridgeDomain</w:t>
+      </w:r>
+      <w:r>
+        <w:t xml:space="preserve">/</w:t>
+      </w:r>
+      <w:r>
+        <w:rPr>
+          <w:rStyle w:val="VerbatimChar"/>
+        </w:rPr>
+        <w:t xml:space="preserve">vlan</w:t>
+      </w:r>
+      <w:r>
+        <w:t xml:space="preserve"> </w:t>
+      </w:r>
+      <w:r>
+        <w:t xml:space="preserve">at the edge and</w:t>
+      </w:r>
+      <w:r>
+        <w:t xml:space="preserve"> </w:t>
+      </w:r>
+      <w:r>
+        <w:rPr>
+          <w:rStyle w:val="VerbatimChar"/>
+        </w:rPr>
+        <w:t xml:space="preserve">irbInterface</w:t>
+      </w:r>
+      <w:r>
+        <w:t xml:space="preserve">/</w:t>
+      </w:r>
+      <w:r>
+        <w:rPr>
+          <w:rStyle w:val="VerbatimChar"/>
+        </w:rPr>
+        <w:t xml:space="preserve">routedInterface</w:t>
+      </w:r>
+      <w:r>
+        <w:t xml:space="preserve">/</w:t>
+      </w:r>
+      <w:r>
+        <w:rPr>
+          <w:rStyle w:val="VerbatimChar"/>
+        </w:rPr>
+        <w:t xml:space="preserve">router</w:t>
+      </w:r>
+      <w:r>
+        <w:t xml:space="preserve"> </w:t>
+      </w:r>
+      <w:r>
+        <w:t xml:space="preserve">for L3 handling.</w:t>
+      </w:r>
+    </w:p>
+    <w:p>
+      <w:pPr>
+        <w:numPr>
+          <w:ilvl w:val="0"/>
+          <w:numId w:val="1006"/>
+        </w:numPr>
+        <w:pStyle w:val="Compact"/>
+      </w:pPr>
+      <w:r>
+        <w:t xml:space="preserve">Interface labels are applied on edge Interface CRs via</w:t>
+      </w:r>
+      <w:r>
+        <w:t xml:space="preserve"> </w:t>
+      </w:r>
+      <w:r>
+        <w:rPr>
+          <w:bCs/>
+          <w:b/>
+        </w:rPr>
+        <w:t xml:space="preserve">scoped label snippets</w:t>
+      </w:r>
+      <w:r>
+        <w:t xml:space="preserve"> </w:t>
+      </w:r>
+      <w:r>
+        <w:t xml:space="preserve">(</w:t>
+      </w:r>
+      <w:r>
+        <w:rPr>
+          <w:rStyle w:val="VerbatimChar"/>
+        </w:rPr>
+        <w:t xml:space="preserve">variants/labels-vnet-ms-*.yaml</w:t>
+      </w:r>
+      <w:r>
+        <w:t xml:space="preserve">) — never the full</w:t>
+      </w:r>
+      <w:r>
+        <w:t xml:space="preserve"> </w:t>
+      </w:r>
+      <w:r>
+        <w:rPr>
+          <w:rStyle w:val="VerbatimChar"/>
+        </w:rPr>
+        <w:t xml:space="preserve">edge-interfaces-dot1q.yaml</w:t>
+      </w:r>
+      <w:r>
+        <w:t xml:space="preserve"> </w:t>
+      </w:r>
+      <w:r>
+        <w:t xml:space="preserve">(labels all eight leaves).</w:t>
+      </w:r>
+    </w:p>
+    <w:p>
+      <w:pPr>
+        <w:numPr>
+          <w:ilvl w:val="0"/>
+          <w:numId w:val="1006"/>
+        </w:numPr>
+        <w:pStyle w:val="Compact"/>
+      </w:pPr>
+      <w:r>
+        <w:rPr>
+          <w:rStyle w:val="VerbatimChar"/>
+        </w:rPr>
+        <w:t xml:space="preserve">AssociationPolicy</w:t>
+      </w:r>
+      <w:r>
+        <w:t xml:space="preserve"> </w:t>
+      </w:r>
+      <w:r>
+        <w:t xml:space="preserve">translates resource targets into</w:t>
+      </w:r>
+      <w:r>
+        <w:t xml:space="preserve"> </w:t>
+      </w:r>
+      <w:r>
+        <w:rPr>
+          <w:rStyle w:val="VerbatimChar"/>
+        </w:rPr>
+        <w:t xml:space="preserve">GroupTag</w:t>
+      </w:r>
+      <w:r>
+        <w:t xml:space="preserve"> </w:t>
+      </w:r>
+      <w:r>
+        <w:t xml:space="preserve">identities used by GBP.</w:t>
+      </w:r>
+    </w:p>
+    <w:p>
+      <w:pPr>
+        <w:numPr>
+          <w:ilvl w:val="0"/>
+          <w:numId w:val="1006"/>
+        </w:numPr>
+        <w:pStyle w:val="Compact"/>
+      </w:pPr>
+      <w:r>
+        <w:rPr>
+          <w:rStyle w:val="VerbatimChar"/>
+        </w:rPr>
+        <w:t xml:space="preserve">MicroSegmentationPolicy</w:t>
+      </w:r>
+      <w:r>
+        <w:t xml:space="preserve"> </w:t>
+      </w:r>
+      <w:r>
+        <w:t xml:space="preserve">enforces the matrix with allow/deny entries on</w:t>
+      </w:r>
+      <w:r>
+        <w:t xml:space="preserve"> </w:t>
+      </w:r>
+      <w:r>
+        <w:rPr>
+          <w:rStyle w:val="VerbatimChar"/>
+        </w:rPr>
+        <w:t xml:space="preserve">serviceTargets</w:t>
+      </w:r>
+      <w:r>
+        <w:t xml:space="preserve">:</w:t>
+      </w:r>
+      <w:r>
+        <w:t xml:space="preserve"> </w:t>
+      </w:r>
+      <w:r>
+        <w:rPr>
+          <w:rStyle w:val="VerbatimChar"/>
+        </w:rPr>
+        <w:t xml:space="preserve">virtualNetworks</w:t>
+      </w:r>
+      <w:r>
+        <w:t xml:space="preserve">,</w:t>
+      </w:r>
+      <w:r>
+        <w:t xml:space="preserve"> </w:t>
+      </w:r>
+      <w:r>
+        <w:rPr>
+          <w:rStyle w:val="VerbatimChar"/>
+        </w:rPr>
+        <w:t xml:space="preserve">routers</w:t>
+      </w:r>
+      <w:r>
+        <w:t xml:space="preserve">, or</w:t>
+      </w:r>
+      <w:r>
+        <w:t xml:space="preserve"> </w:t>
+      </w:r>
+      <w:r>
+        <w:rPr>
+          <w:rStyle w:val="VerbatimChar"/>
+        </w:rPr>
+        <w:t xml:space="preserve">bridgeDomains</w:t>
+      </w:r>
+      <w:r>
+        <w:t xml:space="preserve">.</w:t>
+      </w:r>
+    </w:p>
+    <w:bookmarkEnd w:id="82"/>
+    <w:bookmarkStart w:id="83" w:name="variant-glossary-ag"/>
+    <w:p>
+      <w:pPr>
+        <w:pStyle w:val="Heading3"/>
+      </w:pPr>
+      <w:r>
+        <w:t xml:space="preserve">14.2 Variant glossary (A–G)</w:t>
+      </w:r>
+    </w:p>
+    <w:tbl>
+      <w:tblPr>
+        <w:tblStyle w:val="Table"/>
+        <w:tblW w:type="pct" w:w="5000"/>
+        <w:tblLook w:firstRow="1" w:lastRow="0" w:firstColumn="0" w:lastColumn="0" w:noHBand="0" w:noVBand="0" w:val="0020"/>
+      </w:tblPr>
+      <w:tblGrid>
+        <w:gridCol w:w="1056"/>
+        <w:gridCol w:w="4752"/>
+        <w:gridCol w:w="2112"/>
+      </w:tblGrid>
+      <w:tr>
+        <w:trPr>
+          <w:tblHeader w:val="true"/>
+        </w:trPr>
+        <w:tc>
+          <w:tcPr/>
+          <w:p>
+            <w:pPr>
+              <w:pStyle w:val="Compact"/>
+              <w:jc w:val="left"/>
+            </w:pPr>
+            <w:r>
+              <w:t xml:space="preserve">ID</w:t>
+            </w:r>
+          </w:p>
+        </w:tc>
+        <w:tc>
+          <w:tcPr/>
+          <w:p>
+            <w:pPr>
+              <w:pStyle w:val="Compact"/>
+              <w:jc w:val="left"/>
+            </w:pPr>
+            <w:r>
+              <w:t xml:space="preserve">One-line summary</w:t>
+            </w:r>
+          </w:p>
+        </w:tc>
+        <w:tc>
+          <w:tcPr/>
+          <w:p>
+            <w:pPr>
+              <w:pStyle w:val="Compact"/>
+              <w:jc w:val="left"/>
+            </w:pPr>
+            <w:r>
+              <w:t xml:space="preserve">Status</w:t>
+            </w:r>
+          </w:p>
+        </w:tc>
+      </w:tr>
+      <w:tr>
+        <w:tc>
+          <w:tcPr/>
+          <w:p>
+            <w:pPr>
+              <w:pStyle w:val="Compact"/>
+              <w:jc w:val="left"/>
+            </w:pPr>
+            <w:r>
+              <w:rPr>
+                <w:bCs/>
+                <w:b/>
+              </w:rPr>
+              <w:t xml:space="preserve">A</w:t>
+            </w:r>
+          </w:p>
+        </w:tc>
+        <w:tc>
+          <w:tcPr/>
+          <w:p>
+            <w:pPr>
+              <w:pStyle w:val="Compact"/>
+              <w:jc w:val="left"/>
+            </w:pPr>
+            <w:r>
+              <w:t xml:space="preserve">VLAN → GroupTag; enforce on VirtualNetwork</w:t>
+            </w:r>
+          </w:p>
+        </w:tc>
+        <w:tc>
+          <w:tcPr/>
+          <w:p>
+            <w:pPr>
+              <w:pStyle w:val="Compact"/>
+              <w:jc w:val="left"/>
+            </w:pPr>
+            <w:r>
+              <w:rPr>
+                <w:bCs/>
+                <w:b/>
+              </w:rPr>
+              <w:t xml:space="preserve">Validated</w:t>
+            </w:r>
+            <w:r>
+              <w:t xml:space="preserve"> </w:t>
+            </w:r>
+            <w:r>
+              <w:t xml:space="preserve">(leaf-1/2/3)</w:t>
+            </w:r>
+          </w:p>
+        </w:tc>
+      </w:tr>
+      <w:tr>
+        <w:tc>
+          <w:tcPr/>
+          <w:p>
+            <w:pPr>
+              <w:pStyle w:val="Compact"/>
+              <w:jc w:val="left"/>
+            </w:pPr>
+            <w:r>
+              <w:rPr>
+                <w:bCs/>
+                <w:b/>
+              </w:rPr>
+              <w:t xml:space="preserve">B</w:t>
+            </w:r>
+          </w:p>
+        </w:tc>
+        <w:tc>
+          <w:tcPr/>
+          <w:p>
+            <w:pPr>
+              <w:pStyle w:val="Compact"/>
+              <w:jc w:val="left"/>
+            </w:pPr>
+            <w:r>
+              <w:t xml:space="preserve">BridgeInterface → GroupTag (explicit BI names required)</w:t>
+            </w:r>
+          </w:p>
+        </w:tc>
+        <w:tc>
+          <w:tcPr/>
+          <w:p>
+            <w:pPr>
+              <w:pStyle w:val="Compact"/>
+              <w:jc w:val="left"/>
+            </w:pPr>
+            <w:r>
+              <w:rPr>
+                <w:bCs/>
+                <w:b/>
+              </w:rPr>
+              <w:t xml:space="preserve">Validated</w:t>
+            </w:r>
+            <w:r>
+              <w:t xml:space="preserve"> </w:t>
+            </w:r>
+            <w:r>
+              <w:t xml:space="preserve">(leaf-5/6/7)</w:t>
+            </w:r>
+          </w:p>
+        </w:tc>
+      </w:tr>
+      <w:tr>
+        <w:tc>
+          <w:tcPr/>
+          <w:p>
+            <w:pPr>
+              <w:pStyle w:val="Compact"/>
+              <w:jc w:val="left"/>
+            </w:pPr>
+            <w:r>
+              <w:rPr>
+                <w:bCs/>
+                <w:b/>
+              </w:rPr>
+              <w:t xml:space="preserve">C</w:t>
+            </w:r>
+          </w:p>
+        </w:tc>
+        <w:tc>
+          <w:tcPr/>
+          <w:p>
+            <w:pPr>
+              <w:pStyle w:val="Compact"/>
+              <w:jc w:val="left"/>
+            </w:pPr>
+            <w:r>
+              <w:t xml:space="preserve">RoutedInterface → GroupTag</w:t>
+            </w:r>
+          </w:p>
+        </w:tc>
+        <w:tc>
+          <w:tcPr/>
+          <w:p>
+            <w:pPr>
+              <w:pStyle w:val="Compact"/>
+              <w:jc w:val="left"/>
+            </w:pPr>
+            <w:r>
+              <w:rPr>
+                <w:bCs/>
+                <w:b/>
+              </w:rPr>
+              <w:t xml:space="preserve">Failed</w:t>
+            </w:r>
+            <w:r>
+              <w:t xml:space="preserve"> </w:t>
+            </w:r>
+            <w:r>
+              <w:t xml:space="preserve">(under investigation)</w:t>
+            </w:r>
+          </w:p>
+        </w:tc>
+      </w:tr>
+      <w:tr>
+        <w:tc>
+          <w:tcPr/>
+          <w:p>
+            <w:pPr>
+              <w:pStyle w:val="Compact"/>
+              <w:jc w:val="left"/>
+            </w:pPr>
+            <w:r>
+              <w:rPr>
+                <w:bCs/>
+                <w:b/>
+              </w:rPr>
+              <w:t xml:space="preserve">D</w:t>
+            </w:r>
+          </w:p>
+        </w:tc>
+        <w:tc>
+          <w:tcPr/>
+          <w:p>
+            <w:pPr>
+              <w:pStyle w:val="Compact"/>
+              <w:jc w:val="left"/>
+            </w:pPr>
+            <w:r>
+              <w:t xml:space="preserve">IRB gateway tag + VLAN client tags; enforce at IRB</w:t>
+            </w:r>
+          </w:p>
+        </w:tc>
+        <w:tc>
+          <w:tcPr/>
+          <w:p>
+            <w:pPr>
+              <w:pStyle w:val="Compact"/>
+              <w:jc w:val="left"/>
+            </w:pPr>
+            <w:r>
+              <w:rPr>
+                <w:bCs/>
+                <w:b/>
+              </w:rPr>
+              <w:t xml:space="preserve">Validated</w:t>
+            </w:r>
+            <w:r>
+              <w:t xml:space="preserve"> </w:t>
+            </w:r>
+            <w:r>
+              <w:t xml:space="preserve">(leaf-2/3/4)</w:t>
+            </w:r>
+          </w:p>
+        </w:tc>
+      </w:tr>
+      <w:tr>
+        <w:tc>
+          <w:tcPr/>
+          <w:p>
+            <w:pPr>
+              <w:pStyle w:val="Compact"/>
+              <w:jc w:val="left"/>
+            </w:pPr>
+            <w:r>
+              <w:rPr>
+                <w:bCs/>
+                <w:b/>
+              </w:rPr>
+              <w:t xml:space="preserve">E</w:t>
+            </w:r>
+          </w:p>
+        </w:tc>
+        <w:tc>
+          <w:tcPr/>
+          <w:p>
+            <w:pPr>
+              <w:pStyle w:val="Compact"/>
+              <w:jc w:val="left"/>
+            </w:pPr>
+            <w:r>
+              <w:t xml:space="preserve">StaticRoute prefix tag + VLAN client tags</w:t>
+            </w:r>
+          </w:p>
+        </w:tc>
+        <w:tc>
+          <w:tcPr/>
+          <w:p>
+            <w:pPr>
+              <w:pStyle w:val="Compact"/>
+              <w:jc w:val="left"/>
+            </w:pPr>
+            <w:r>
+              <w:rPr>
+                <w:bCs/>
+                <w:b/>
+              </w:rPr>
+              <w:t xml:space="preserve">Validated</w:t>
+            </w:r>
+            <w:r>
+              <w:t xml:space="preserve"> </w:t>
+            </w:r>
+            <w:r>
+              <w:t xml:space="preserve">(leaf-6/7/8)</w:t>
+            </w:r>
+          </w:p>
+        </w:tc>
+      </w:tr>
+      <w:tr>
+        <w:tc>
+          <w:tcPr/>
+          <w:p>
+            <w:pPr>
+              <w:pStyle w:val="Compact"/>
+              <w:jc w:val="left"/>
+            </w:pPr>
+            <w:r>
+              <w:rPr>
+                <w:bCs/>
+                <w:b/>
+              </w:rPr>
+              <w:t xml:space="preserve">F</w:t>
+            </w:r>
+          </w:p>
+        </w:tc>
+        <w:tc>
+          <w:tcPr/>
+          <w:p>
+            <w:pPr>
+              <w:pStyle w:val="Compact"/>
+              <w:jc w:val="left"/>
+            </w:pPr>
+            <w:r>
+              <w:t xml:space="preserve">VLAN tags; enforce on</w:t>
+            </w:r>
+            <w:r>
+              <w:t xml:space="preserve"> </w:t>
+            </w:r>
+            <w:r>
+              <w:rPr>
+                <w:bCs/>
+                <w:b/>
+              </w:rPr>
+              <w:t xml:space="preserve">router</w:t>
+            </w:r>
+            <w:r>
+              <w:t xml:space="preserve"> </w:t>
+            </w:r>
+            <w:r>
+              <w:t xml:space="preserve">not VirtualNetwork</w:t>
+            </w:r>
+          </w:p>
+        </w:tc>
+        <w:tc>
+          <w:tcPr/>
+          <w:p>
+            <w:pPr>
+              <w:pStyle w:val="Compact"/>
+              <w:jc w:val="left"/>
+            </w:pPr>
+            <w:r>
+              <w:t xml:space="preserve">Not currently validated</w:t>
+            </w:r>
+          </w:p>
+        </w:tc>
+      </w:tr>
+      <w:tr>
+        <w:tc>
+          <w:tcPr/>
+          <w:p>
+            <w:pPr>
+              <w:pStyle w:val="Compact"/>
+              <w:jc w:val="left"/>
+            </w:pPr>
+            <w:r>
+              <w:rPr>
+                <w:bCs/>
+                <w:b/>
+              </w:rPr>
+              <w:t xml:space="preserve">G</w:t>
+            </w:r>
+          </w:p>
+        </w:tc>
+        <w:tc>
+          <w:tcPr/>
+          <w:p>
+            <w:pPr>
+              <w:pStyle w:val="Compact"/>
+              <w:jc w:val="left"/>
+            </w:pPr>
+            <w:r>
+              <w:t xml:space="preserve">VLAN tags; enforce on</w:t>
+            </w:r>
+            <w:r>
+              <w:t xml:space="preserve"> </w:t>
+            </w:r>
+            <w:r>
+              <w:rPr>
+                <w:bCs/>
+                <w:b/>
+              </w:rPr>
+              <w:t xml:space="preserve">bridgeDomain</w:t>
+            </w:r>
+            <w:r>
+              <w:t xml:space="preserve"> </w:t>
+            </w:r>
+            <w:r>
+              <w:t xml:space="preserve">(L2 only)</w:t>
+            </w:r>
+          </w:p>
+        </w:tc>
+        <w:tc>
+          <w:tcPr/>
+          <w:p>
+            <w:pPr>
+              <w:pStyle w:val="Compact"/>
+              <w:jc w:val="left"/>
+            </w:pPr>
+            <w:r>
+              <w:t xml:space="preserve">Not currently validated</w:t>
+            </w:r>
+          </w:p>
+        </w:tc>
+      </w:tr>
+    </w:tbl>
+    <w:p>
+      <w:pPr>
+        <w:pStyle w:val="BodyText"/>
+      </w:pPr>
+      <w:r>
+        <w:t xml:space="preserve">Full descriptions:</w:t>
+      </w:r>
+      <w:r>
+        <w:t xml:space="preserve"> </w:t>
+      </w:r>
+      <w:r>
+        <w:rPr>
+          <w:bCs/>
+          <w:b/>
+        </w:rPr>
+        <w:t xml:space="preserve">§2.4–§2.10</w:t>
+      </w:r>
+      <w:r>
+        <w:t xml:space="preserve">. Scope lock:</w:t>
+      </w:r>
+      <w:r>
+        <w:t xml:space="preserve"> </w:t>
+      </w:r>
+      <w:r>
+        <w:rPr>
+          <w:rStyle w:val="VerbatimChar"/>
+        </w:rPr>
+        <w:t xml:space="preserve">docs/VARIANT-SCOPE-LOCK.md</w:t>
+      </w:r>
+      <w:r>
+        <w:t xml:space="preserve">.</w:t>
+      </w:r>
+    </w:p>
+    <w:p>
+      <w:pPr>
+        <w:pStyle w:val="BodyText"/>
+      </w:pPr>
+      <w:r>
+        <w:rPr>
+          <w:bCs/>
+          <w:b/>
+        </w:rPr>
+        <w:t xml:space="preserve">Word export:</w:t>
+      </w:r>
+      <w:r>
+        <w:t xml:space="preserve"> </w:t>
+      </w:r>
+      <w:r>
+        <w:rPr>
+          <w:rStyle w:val="VerbatimChar"/>
+        </w:rPr>
+        <w:t xml:space="preserve">docs/EDA-Microsegmentation.docx</w:t>
+      </w:r>
+      <w:r>
+        <w:t xml:space="preserve"> </w:t>
+      </w:r>
+      <w:r>
+        <w:t xml:space="preserve">— regenerate with</w:t>
+      </w:r>
+      <w:r>
+        <w:t xml:space="preserve"> </w:t>
+      </w:r>
+      <w:r>
+        <w:rPr>
+          <w:rStyle w:val="VerbatimChar"/>
+        </w:rPr>
+        <w:t xml:space="preserve">bash scripts/generate-word-docs.sh</w:t>
+      </w:r>
+      <w:r>
+        <w:t xml:space="preserve"> </w:t>
+      </w:r>
+      <w:r>
+        <w:t xml:space="preserve">(requires pandoc; close Word first).</w:t>
+      </w:r>
+    </w:p>
+    <w:p>
+      <w:r>
+        <w:pict>
+          <v:rect style="width:0;height:1.5pt" o:hralign="center" o:hrstd="t" o:hr="t"/>
+        </w:pict>
+      </w:r>
+    </w:p>
     <w:p>
       <w:pPr>
         <w:pStyle w:val="FirstParagraph"/>
@@ -13068,12 +14027,12 @@
           <w:iCs/>
           <w:i/>
         </w:rPr>
-        <w:t xml:space="preserve">Document version: August 2026 doc restructure (§2 variants + EDA intro). Repo: https://github.com/dtrichards01/eda-microsegmentation-demo</w:t>
-      </w:r>
-    </w:p>
-    <w:bookmarkEnd w:id="82"/>
+        <w:t xml:space="preserve">Document version: August 2026 (Word review — EDA 26.4.2, MS app 6.0.2). Repo: https://github.com/dtrichards01/eda-microsegmentation-demo</w:t>
+      </w:r>
+    </w:p>
     <w:bookmarkEnd w:id="83"/>
     <w:bookmarkEnd w:id="84"/>
+    <w:bookmarkEnd w:id="85"/>
     <w:sectPr/>
   </w:body>
 </w:document>
